--- a/logbook.docx
+++ b/logbook.docx
@@ -102,7 +102,7 @@
           <w:noProof/>
         </w:rPr>
         <w:drawing>
-          <wp:inline distT="0" distB="0" distL="0" distR="0" wp14:anchorId="03F252FE" wp14:editId="4322379D">
+          <wp:inline distT="0" distB="0" distL="0" distR="0" wp14:anchorId="03F252FE" wp14:editId="4EA84BE0">
             <wp:extent cx="5943600" cy="2941955"/>
             <wp:effectExtent l="0" t="0" r="0" b="0"/>
             <wp:docPr id="1704018932" name="Picture 1"/>
@@ -119,7 +119,7 @@
                     </pic:cNvPicPr>
                   </pic:nvPicPr>
                   <pic:blipFill>
-                    <a:blip r:embed="rId5" cstate="print">
+                    <a:blip r:embed="rId6" cstate="print">
                       <a:extLst>
                         <a:ext uri="{28A0092B-C50C-407E-A947-70E740481C1C}">
                           <a14:useLocalDpi xmlns:a14="http://schemas.microsoft.com/office/drawing/2010/main" val="0"/>
@@ -736,7 +736,7 @@
                     </pic:cNvPicPr>
                   </pic:nvPicPr>
                   <pic:blipFill>
-                    <a:blip r:embed="rId6" cstate="print">
+                    <a:blip r:embed="rId7" cstate="print">
                       <a:extLst>
                         <a:ext uri="{28A0092B-C50C-407E-A947-70E740481C1C}">
                           <a14:useLocalDpi xmlns:a14="http://schemas.microsoft.com/office/drawing/2010/main" val="0"/>
@@ -786,7 +786,7 @@
         </w:rPr>
         <w:lastRenderedPageBreak/>
         <w:drawing>
-          <wp:inline distT="0" distB="0" distL="0" distR="0" wp14:anchorId="2764BD8D" wp14:editId="13EB40D0">
+          <wp:inline distT="0" distB="0" distL="0" distR="0" wp14:anchorId="2764BD8D" wp14:editId="04B27E6A">
             <wp:extent cx="5943600" cy="3710305"/>
             <wp:effectExtent l="0" t="0" r="0" b="4445"/>
             <wp:docPr id="1158132639" name="Picture 2"/>
@@ -803,7 +803,7 @@
                     </pic:cNvPicPr>
                   </pic:nvPicPr>
                   <pic:blipFill>
-                    <a:blip r:embed="rId7" cstate="print">
+                    <a:blip r:embed="rId8" cstate="print">
                       <a:extLst>
                         <a:ext uri="{28A0092B-C50C-407E-A947-70E740481C1C}">
                           <a14:useLocalDpi xmlns:a14="http://schemas.microsoft.com/office/drawing/2010/main" val="0"/>
@@ -859,7 +859,7 @@
                     </pic:cNvPicPr>
                   </pic:nvPicPr>
                   <pic:blipFill>
-                    <a:blip r:embed="rId8" cstate="print">
+                    <a:blip r:embed="rId9" cstate="print">
                       <a:extLst>
                         <a:ext uri="{28A0092B-C50C-407E-A947-70E740481C1C}">
                           <a14:useLocalDpi xmlns:a14="http://schemas.microsoft.com/office/drawing/2010/main" val="0"/>
@@ -978,7 +978,7 @@
                     </pic:cNvPicPr>
                   </pic:nvPicPr>
                   <pic:blipFill>
-                    <a:blip r:embed="rId9">
+                    <a:blip r:embed="rId10">
                       <a:extLst>
                         <a:ext uri="{28A0092B-C50C-407E-A947-70E740481C1C}">
                           <a14:useLocalDpi xmlns:a14="http://schemas.microsoft.com/office/drawing/2010/main" val="0"/>
@@ -1042,7 +1042,7 @@
                     </pic:cNvPicPr>
                   </pic:nvPicPr>
                   <pic:blipFill>
-                    <a:blip r:embed="rId10" cstate="print">
+                    <a:blip r:embed="rId11" cstate="print">
                       <a:extLst>
                         <a:ext uri="{28A0092B-C50C-407E-A947-70E740481C1C}">
                           <a14:useLocalDpi xmlns:a14="http://schemas.microsoft.com/office/drawing/2010/main" val="0"/>
@@ -1107,7 +1107,7 @@
                     </pic:cNvPicPr>
                   </pic:nvPicPr>
                   <pic:blipFill>
-                    <a:blip r:embed="rId11" cstate="print">
+                    <a:blip r:embed="rId12" cstate="print">
                       <a:extLst>
                         <a:ext uri="{28A0092B-C50C-407E-A947-70E740481C1C}">
                           <a14:useLocalDpi xmlns:a14="http://schemas.microsoft.com/office/drawing/2010/main" val="0"/>
@@ -1171,7 +1171,7 @@
                     </pic:cNvPicPr>
                   </pic:nvPicPr>
                   <pic:blipFill>
-                    <a:blip r:embed="rId12" cstate="print">
+                    <a:blip r:embed="rId13" cstate="print">
                       <a:extLst>
                         <a:ext uri="{28A0092B-C50C-407E-A947-70E740481C1C}">
                           <a14:useLocalDpi xmlns:a14="http://schemas.microsoft.com/office/drawing/2010/main" val="0"/>
@@ -1238,7 +1238,7 @@
                     <pic:cNvPicPr/>
                   </pic:nvPicPr>
                   <pic:blipFill>
-                    <a:blip r:embed="rId13"/>
+                    <a:blip r:embed="rId14"/>
                     <a:stretch>
                       <a:fillRect/>
                     </a:stretch>
@@ -1334,7 +1334,7 @@
                     </pic:cNvPicPr>
                   </pic:nvPicPr>
                   <pic:blipFill>
-                    <a:blip r:embed="rId14" cstate="print">
+                    <a:blip r:embed="rId15" cstate="print">
                       <a:extLst>
                         <a:ext uri="{28A0092B-C50C-407E-A947-70E740481C1C}">
                           <a14:useLocalDpi xmlns:a14="http://schemas.microsoft.com/office/drawing/2010/main" val="0"/>
@@ -1416,7 +1416,7 @@
                     </pic:cNvPicPr>
                   </pic:nvPicPr>
                   <pic:blipFill>
-                    <a:blip r:embed="rId15" cstate="print">
+                    <a:blip r:embed="rId16" cstate="print">
                       <a:extLst>
                         <a:ext uri="{28A0092B-C50C-407E-A947-70E740481C1C}">
                           <a14:useLocalDpi xmlns:a14="http://schemas.microsoft.com/office/drawing/2010/main" val="0"/>
@@ -1560,7 +1560,7 @@
                     </pic:cNvPicPr>
                   </pic:nvPicPr>
                   <pic:blipFill>
-                    <a:blip r:embed="rId16" cstate="print">
+                    <a:blip r:embed="rId17" cstate="print">
                       <a:extLst>
                         <a:ext uri="{28A0092B-C50C-407E-A947-70E740481C1C}">
                           <a14:useLocalDpi xmlns:a14="http://schemas.microsoft.com/office/drawing/2010/main" val="0"/>
@@ -1643,21 +1643,32 @@
       <w:pPr>
         <w:jc w:val="center"/>
         <w:rPr>
-          <w:b/>
-          <w:bCs/>
-          <w:sz w:val="28"/>
-          <w:szCs w:val="28"/>
-        </w:rPr>
-      </w:pPr>
-      <w:r>
-        <w:rPr>
           <w:noProof/>
         </w:rPr>
+      </w:pPr>
+      <w:r>
+        <w:rPr>
+          <w:noProof/>
+        </w:rPr>
+        <w:t>Services</w:t>
+      </w:r>
+    </w:p>
+    <w:p>
+      <w:pPr>
+        <w:jc w:val="center"/>
+        <w:rPr>
+          <w:noProof/>
+        </w:rPr>
+      </w:pPr>
+      <w:r>
+        <w:rPr>
+          <w:noProof/>
+        </w:rPr>
         <w:drawing>
-          <wp:inline distT="0" distB="0" distL="0" distR="0" wp14:anchorId="66ECEF6B" wp14:editId="67C18049">
-            <wp:extent cx="5943600" cy="1985645"/>
-            <wp:effectExtent l="0" t="0" r="0" b="0"/>
-            <wp:docPr id="1072570057" name="Picture 4"/>
+          <wp:inline distT="0" distB="0" distL="0" distR="0" wp14:anchorId="7C056EF5" wp14:editId="07C44F41">
+            <wp:extent cx="5943600" cy="2623820"/>
+            <wp:effectExtent l="0" t="0" r="0" b="5080"/>
+            <wp:docPr id="1967100336" name="Picture 20"/>
             <wp:cNvGraphicFramePr>
               <a:graphicFrameLocks xmlns:a="http://schemas.openxmlformats.org/drawingml/2006/main" noChangeAspect="1"/>
             </wp:cNvGraphicFramePr>
@@ -1665,13 +1676,13 @@
               <a:graphicData uri="http://schemas.openxmlformats.org/drawingml/2006/picture">
                 <pic:pic xmlns:pic="http://schemas.openxmlformats.org/drawingml/2006/picture">
                   <pic:nvPicPr>
-                    <pic:cNvPr id="0" name="Picture 7"/>
+                    <pic:cNvPr id="0" name="Picture 39"/>
                     <pic:cNvPicPr>
                       <a:picLocks noChangeAspect="1" noChangeArrowheads="1"/>
                     </pic:cNvPicPr>
                   </pic:nvPicPr>
                   <pic:blipFill>
-                    <a:blip r:embed="rId17" cstate="print">
+                    <a:blip r:embed="rId18" cstate="print">
                       <a:extLst>
                         <a:ext uri="{28A0092B-C50C-407E-A947-70E740481C1C}">
                           <a14:useLocalDpi xmlns:a14="http://schemas.microsoft.com/office/drawing/2010/main" val="0"/>
@@ -1686,7 +1697,7 @@
                   <pic:spPr bwMode="auto">
                     <a:xfrm>
                       <a:off x="0" y="0"/>
-                      <a:ext cx="5943600" cy="1985645"/>
+                      <a:ext cx="5943600" cy="2623820"/>
                     </a:xfrm>
                     <a:prstGeom prst="rect">
                       <a:avLst/>
@@ -1707,52 +1718,32 @@
       <w:pPr>
         <w:jc w:val="center"/>
         <w:rPr>
-          <w:b/>
-          <w:bCs/>
-          <w:sz w:val="28"/>
-          <w:szCs w:val="28"/>
-        </w:rPr>
-      </w:pPr>
-      <w:r>
-        <w:rPr>
-          <w:b/>
-          <w:bCs/>
-          <w:sz w:val="28"/>
-          <w:szCs w:val="28"/>
-        </w:rPr>
-        <w:t>Figure 1.2</w:t>
-      </w:r>
-    </w:p>
-    <w:p>
-      <w:pPr>
-        <w:jc w:val="center"/>
-        <w:rPr>
-          <w:b/>
-          <w:bCs/>
-          <w:sz w:val="28"/>
-          <w:szCs w:val="28"/>
-        </w:rPr>
-      </w:pPr>
-    </w:p>
-    <w:p>
-      <w:pPr>
-        <w:jc w:val="center"/>
-        <w:rPr>
-          <w:b/>
-          <w:bCs/>
-          <w:sz w:val="28"/>
-          <w:szCs w:val="28"/>
-        </w:rPr>
-      </w:pPr>
-      <w:r>
-        <w:rPr>
           <w:noProof/>
         </w:rPr>
+      </w:pPr>
+      <w:r>
+        <w:rPr>
+          <w:noProof/>
+        </w:rPr>
+        <w:t>Booking</w:t>
+      </w:r>
+    </w:p>
+    <w:p>
+      <w:pPr>
+        <w:jc w:val="center"/>
+        <w:rPr>
+          <w:noProof/>
+        </w:rPr>
+      </w:pPr>
+      <w:r>
+        <w:rPr>
+          <w:noProof/>
+        </w:rPr>
         <w:drawing>
-          <wp:inline distT="0" distB="0" distL="0" distR="0" wp14:anchorId="59635260" wp14:editId="43B0CA96">
-            <wp:extent cx="5943600" cy="3716020"/>
+          <wp:inline distT="0" distB="0" distL="0" distR="0" wp14:anchorId="6D0B1D61" wp14:editId="0355A5BF">
+            <wp:extent cx="5943600" cy="2766695"/>
             <wp:effectExtent l="0" t="0" r="0" b="0"/>
-            <wp:docPr id="1100653250" name="Picture 1"/>
+            <wp:docPr id="1522495214" name="Picture 21"/>
             <wp:cNvGraphicFramePr>
               <a:graphicFrameLocks xmlns:a="http://schemas.openxmlformats.org/drawingml/2006/main" noChangeAspect="1"/>
             </wp:cNvGraphicFramePr>
@@ -1760,13 +1751,13 @@
               <a:graphicData uri="http://schemas.openxmlformats.org/drawingml/2006/picture">
                 <pic:pic xmlns:pic="http://schemas.openxmlformats.org/drawingml/2006/picture">
                   <pic:nvPicPr>
-                    <pic:cNvPr id="0" name="Picture 1"/>
+                    <pic:cNvPr id="0" name="Picture 41"/>
                     <pic:cNvPicPr>
                       <a:picLocks noChangeAspect="1" noChangeArrowheads="1"/>
                     </pic:cNvPicPr>
                   </pic:nvPicPr>
                   <pic:blipFill>
-                    <a:blip r:embed="rId18">
+                    <a:blip r:embed="rId19" cstate="print">
                       <a:extLst>
                         <a:ext uri="{28A0092B-C50C-407E-A947-70E740481C1C}">
                           <a14:useLocalDpi xmlns:a14="http://schemas.microsoft.com/office/drawing/2010/main" val="0"/>
@@ -1781,7 +1772,7 @@
                   <pic:spPr bwMode="auto">
                     <a:xfrm>
                       <a:off x="0" y="0"/>
-                      <a:ext cx="5943600" cy="3716020"/>
+                      <a:ext cx="5943600" cy="2766695"/>
                     </a:xfrm>
                     <a:prstGeom prst="rect">
                       <a:avLst/>
@@ -1802,30 +1793,21 @@
       <w:pPr>
         <w:jc w:val="center"/>
         <w:rPr>
-          <w:b/>
-          <w:bCs/>
-          <w:sz w:val="28"/>
-          <w:szCs w:val="28"/>
-        </w:rPr>
-      </w:pPr>
-      <w:r>
-        <w:rPr>
-          <w:b/>
-          <w:bCs/>
-          <w:sz w:val="28"/>
-          <w:szCs w:val="28"/>
-        </w:rPr>
-        <w:t>Figure1.3</w:t>
-      </w:r>
-    </w:p>
-    <w:p>
-      <w:pPr>
-        <w:jc w:val="center"/>
-        <w:rPr>
-          <w:b/>
-          <w:bCs/>
-          <w:sz w:val="28"/>
-          <w:szCs w:val="28"/>
+          <w:noProof/>
+        </w:rPr>
+      </w:pPr>
+      <w:r>
+        <w:rPr>
+          <w:noProof/>
+        </w:rPr>
+        <w:t>Profile</w:t>
+      </w:r>
+    </w:p>
+    <w:p>
+      <w:pPr>
+        <w:jc w:val="center"/>
+        <w:rPr>
+          <w:noProof/>
         </w:rPr>
       </w:pPr>
       <w:r>
@@ -1834,10 +1816,10 @@
         </w:rPr>
         <w:lastRenderedPageBreak/>
         <w:drawing>
-          <wp:inline distT="0" distB="0" distL="0" distR="0" wp14:anchorId="31743F03" wp14:editId="208C5721">
-            <wp:extent cx="5943600" cy="4452620"/>
-            <wp:effectExtent l="0" t="0" r="0" b="5080"/>
-            <wp:docPr id="1646750326" name="Picture 2"/>
+          <wp:inline distT="0" distB="0" distL="0" distR="0" wp14:anchorId="1459BD80" wp14:editId="1A7B32B9">
+            <wp:extent cx="5943600" cy="3298190"/>
+            <wp:effectExtent l="0" t="0" r="0" b="0"/>
+            <wp:docPr id="450151808" name="Picture 22"/>
             <wp:cNvGraphicFramePr>
               <a:graphicFrameLocks xmlns:a="http://schemas.openxmlformats.org/drawingml/2006/main" noChangeAspect="1"/>
             </wp:cNvGraphicFramePr>
@@ -1845,102 +1827,7 @@
               <a:graphicData uri="http://schemas.openxmlformats.org/drawingml/2006/picture">
                 <pic:pic xmlns:pic="http://schemas.openxmlformats.org/drawingml/2006/picture">
                   <pic:nvPicPr>
-                    <pic:cNvPr id="0" name="Picture 3"/>
-                    <pic:cNvPicPr>
-                      <a:picLocks noChangeAspect="1" noChangeArrowheads="1"/>
-                    </pic:cNvPicPr>
-                  </pic:nvPicPr>
-                  <pic:blipFill>
-                    <a:blip r:embed="rId19">
-                      <a:extLst>
-                        <a:ext uri="{28A0092B-C50C-407E-A947-70E740481C1C}">
-                          <a14:useLocalDpi xmlns:a14="http://schemas.microsoft.com/office/drawing/2010/main" val="0"/>
-                        </a:ext>
-                      </a:extLst>
-                    </a:blip>
-                    <a:srcRect/>
-                    <a:stretch>
-                      <a:fillRect/>
-                    </a:stretch>
-                  </pic:blipFill>
-                  <pic:spPr bwMode="auto">
-                    <a:xfrm>
-                      <a:off x="0" y="0"/>
-                      <a:ext cx="5943600" cy="4452620"/>
-                    </a:xfrm>
-                    <a:prstGeom prst="rect">
-                      <a:avLst/>
-                    </a:prstGeom>
-                    <a:noFill/>
-                    <a:ln>
-                      <a:noFill/>
-                    </a:ln>
-                  </pic:spPr>
-                </pic:pic>
-              </a:graphicData>
-            </a:graphic>
-          </wp:inline>
-        </w:drawing>
-      </w:r>
-    </w:p>
-    <w:p>
-      <w:pPr>
-        <w:jc w:val="center"/>
-        <w:rPr>
-          <w:b/>
-          <w:bCs/>
-          <w:sz w:val="28"/>
-          <w:szCs w:val="28"/>
-        </w:rPr>
-      </w:pPr>
-      <w:r>
-        <w:rPr>
-          <w:b/>
-          <w:bCs/>
-          <w:sz w:val="28"/>
-          <w:szCs w:val="28"/>
-        </w:rPr>
-        <w:t>Figure1.4</w:t>
-      </w:r>
-    </w:p>
-    <w:p>
-      <w:pPr>
-        <w:jc w:val="center"/>
-        <w:rPr>
-          <w:b/>
-          <w:bCs/>
-          <w:sz w:val="28"/>
-          <w:szCs w:val="28"/>
-        </w:rPr>
-      </w:pPr>
-    </w:p>
-    <w:p>
-      <w:pPr>
-        <w:jc w:val="center"/>
-        <w:rPr>
-          <w:b/>
-          <w:bCs/>
-          <w:sz w:val="28"/>
-          <w:szCs w:val="28"/>
-        </w:rPr>
-      </w:pPr>
-      <w:r>
-        <w:rPr>
-          <w:noProof/>
-        </w:rPr>
-        <w:drawing>
-          <wp:inline distT="0" distB="0" distL="0" distR="0" wp14:anchorId="328D2406" wp14:editId="0EA1CEAA">
-            <wp:extent cx="5943600" cy="2187575"/>
-            <wp:effectExtent l="0" t="0" r="0" b="3175"/>
-            <wp:docPr id="1425349560" name="Picture 3"/>
-            <wp:cNvGraphicFramePr>
-              <a:graphicFrameLocks xmlns:a="http://schemas.openxmlformats.org/drawingml/2006/main" noChangeAspect="1"/>
-            </wp:cNvGraphicFramePr>
-            <a:graphic xmlns:a="http://schemas.openxmlformats.org/drawingml/2006/main">
-              <a:graphicData uri="http://schemas.openxmlformats.org/drawingml/2006/picture">
-                <pic:pic xmlns:pic="http://schemas.openxmlformats.org/drawingml/2006/picture">
-                  <pic:nvPicPr>
-                    <pic:cNvPr id="0" name="Picture 5"/>
+                    <pic:cNvPr id="0" name="Picture 43"/>
                     <pic:cNvPicPr>
                       <a:picLocks noChangeAspect="1" noChangeArrowheads="1"/>
                     </pic:cNvPicPr>
@@ -1961,7 +1848,7 @@
                   <pic:spPr bwMode="auto">
                     <a:xfrm>
                       <a:off x="0" y="0"/>
-                      <a:ext cx="5943600" cy="2187575"/>
+                      <a:ext cx="5943600" cy="3298190"/>
                     </a:xfrm>
                     <a:prstGeom prst="rect">
                       <a:avLst/>
@@ -1982,21 +1869,140 @@
       <w:pPr>
         <w:jc w:val="center"/>
         <w:rPr>
-          <w:b/>
-          <w:bCs/>
-          <w:sz w:val="28"/>
-          <w:szCs w:val="28"/>
-        </w:rPr>
-      </w:pPr>
-      <w:r>
-        <w:rPr>
-          <w:b/>
-          <w:bCs/>
-          <w:sz w:val="28"/>
-          <w:szCs w:val="28"/>
-        </w:rPr>
-        <w:t>Figure1.5</w:t>
-      </w:r>
+          <w:noProof/>
+        </w:rPr>
+      </w:pPr>
+    </w:p>
+    <w:p>
+      <w:pPr>
+        <w:jc w:val="center"/>
+        <w:rPr>
+          <w:b/>
+          <w:bCs/>
+          <w:sz w:val="28"/>
+          <w:szCs w:val="28"/>
+        </w:rPr>
+      </w:pPr>
+    </w:p>
+    <w:p>
+      <w:pPr>
+        <w:rPr>
+          <w:b/>
+          <w:bCs/>
+          <w:sz w:val="28"/>
+          <w:szCs w:val="28"/>
+        </w:rPr>
+      </w:pPr>
+    </w:p>
+    <w:p>
+      <w:pPr>
+        <w:jc w:val="center"/>
+        <w:rPr>
+          <w:b/>
+          <w:bCs/>
+          <w:sz w:val="28"/>
+          <w:szCs w:val="28"/>
+        </w:rPr>
+      </w:pPr>
+    </w:p>
+    <w:p>
+      <w:pPr>
+        <w:jc w:val="center"/>
+        <w:rPr>
+          <w:b/>
+          <w:bCs/>
+          <w:sz w:val="28"/>
+          <w:szCs w:val="28"/>
+        </w:rPr>
+      </w:pPr>
+    </w:p>
+    <w:p>
+      <w:pPr>
+        <w:jc w:val="center"/>
+        <w:rPr>
+          <w:b/>
+          <w:bCs/>
+          <w:sz w:val="28"/>
+          <w:szCs w:val="28"/>
+        </w:rPr>
+      </w:pPr>
+    </w:p>
+    <w:p>
+      <w:pPr>
+        <w:jc w:val="center"/>
+        <w:rPr>
+          <w:b/>
+          <w:bCs/>
+          <w:sz w:val="28"/>
+          <w:szCs w:val="28"/>
+        </w:rPr>
+      </w:pPr>
+    </w:p>
+    <w:p>
+      <w:pPr>
+        <w:jc w:val="center"/>
+        <w:rPr>
+          <w:b/>
+          <w:bCs/>
+          <w:sz w:val="28"/>
+          <w:szCs w:val="28"/>
+        </w:rPr>
+      </w:pPr>
+    </w:p>
+    <w:p>
+      <w:pPr>
+        <w:jc w:val="center"/>
+        <w:rPr>
+          <w:b/>
+          <w:bCs/>
+          <w:sz w:val="28"/>
+          <w:szCs w:val="28"/>
+        </w:rPr>
+      </w:pPr>
+    </w:p>
+    <w:p>
+      <w:pPr>
+        <w:jc w:val="center"/>
+        <w:rPr>
+          <w:b/>
+          <w:bCs/>
+          <w:sz w:val="28"/>
+          <w:szCs w:val="28"/>
+        </w:rPr>
+      </w:pPr>
+    </w:p>
+    <w:p>
+      <w:pPr>
+        <w:jc w:val="center"/>
+        <w:rPr>
+          <w:b/>
+          <w:bCs/>
+          <w:sz w:val="28"/>
+          <w:szCs w:val="28"/>
+        </w:rPr>
+      </w:pPr>
+    </w:p>
+    <w:p>
+      <w:pPr>
+        <w:jc w:val="center"/>
+        <w:rPr>
+          <w:b/>
+          <w:bCs/>
+          <w:sz w:val="28"/>
+          <w:szCs w:val="28"/>
+        </w:rPr>
+      </w:pPr>
+    </w:p>
+    <w:p>
+      <w:pPr>
+        <w:jc w:val="center"/>
+        <w:rPr>
+          <w:b/>
+          <w:bCs/>
+          <w:sz w:val="28"/>
+          <w:szCs w:val="28"/>
+        </w:rPr>
+      </w:pPr>
     </w:p>
     <w:p>
       <w:pPr>
@@ -2040,6 +2046,26 @@
           <w:szCs w:val="28"/>
         </w:rPr>
       </w:pPr>
+      <w:r>
+        <w:rPr>
+          <w:b/>
+          <w:bCs/>
+          <w:sz w:val="28"/>
+          <w:szCs w:val="28"/>
+        </w:rPr>
+        <w:t>Staff Performance</w:t>
+      </w:r>
+    </w:p>
+    <w:p>
+      <w:pPr>
+        <w:jc w:val="center"/>
+        <w:rPr>
+          <w:b/>
+          <w:bCs/>
+          <w:sz w:val="28"/>
+          <w:szCs w:val="28"/>
+        </w:rPr>
+      </w:pPr>
     </w:p>
     <w:p>
       <w:pPr>
@@ -2056,10 +2082,10 @@
           <w:noProof/>
         </w:rPr>
         <w:drawing>
-          <wp:inline distT="0" distB="0" distL="0" distR="0" wp14:anchorId="2106F214" wp14:editId="21B0971C">
-            <wp:extent cx="5943600" cy="4460240"/>
+          <wp:inline distT="0" distB="0" distL="0" distR="0" wp14:anchorId="430431BD" wp14:editId="36631917">
+            <wp:extent cx="5943600" cy="2731135"/>
             <wp:effectExtent l="0" t="0" r="0" b="0"/>
-            <wp:docPr id="427957248" name="Picture 4"/>
+            <wp:docPr id="1878901739" name="Picture 19"/>
             <wp:cNvGraphicFramePr>
               <a:graphicFrameLocks xmlns:a="http://schemas.openxmlformats.org/drawingml/2006/main" noChangeAspect="1"/>
             </wp:cNvGraphicFramePr>
@@ -2067,13 +2093,13 @@
               <a:graphicData uri="http://schemas.openxmlformats.org/drawingml/2006/picture">
                 <pic:pic xmlns:pic="http://schemas.openxmlformats.org/drawingml/2006/picture">
                   <pic:nvPicPr>
-                    <pic:cNvPr id="0" name="Picture 7"/>
+                    <pic:cNvPr id="0" name="Picture 35"/>
                     <pic:cNvPicPr>
                       <a:picLocks noChangeAspect="1" noChangeArrowheads="1"/>
                     </pic:cNvPicPr>
                   </pic:nvPicPr>
                   <pic:blipFill>
-                    <a:blip r:embed="rId21">
+                    <a:blip r:embed="rId21" cstate="print">
                       <a:extLst>
                         <a:ext uri="{28A0092B-C50C-407E-A947-70E740481C1C}">
                           <a14:useLocalDpi xmlns:a14="http://schemas.microsoft.com/office/drawing/2010/main" val="0"/>
@@ -2088,7 +2114,7 @@
                   <pic:spPr bwMode="auto">
                     <a:xfrm>
                       <a:off x="0" y="0"/>
-                      <a:ext cx="5943600" cy="4460240"/>
+                      <a:ext cx="5943600" cy="2731135"/>
                     </a:xfrm>
                     <a:prstGeom prst="rect">
                       <a:avLst/>
@@ -2115,15 +2141,37 @@
           <w:szCs w:val="28"/>
         </w:rPr>
       </w:pPr>
-      <w:r>
-        <w:rPr>
-          <w:b/>
-          <w:bCs/>
-          <w:sz w:val="28"/>
-          <w:szCs w:val="28"/>
-        </w:rPr>
-        <w:t>Figure 1.6</w:t>
-      </w:r>
+    </w:p>
+    <w:p>
+      <w:pPr>
+        <w:jc w:val="center"/>
+        <w:rPr>
+          <w:b/>
+          <w:bCs/>
+          <w:sz w:val="28"/>
+          <w:szCs w:val="28"/>
+        </w:rPr>
+      </w:pPr>
+      <w:r>
+        <w:rPr>
+          <w:b/>
+          <w:bCs/>
+          <w:sz w:val="28"/>
+          <w:szCs w:val="28"/>
+        </w:rPr>
+        <w:t>Staff Clients</w:t>
+      </w:r>
+    </w:p>
+    <w:p>
+      <w:pPr>
+        <w:jc w:val="center"/>
+        <w:rPr>
+          <w:b/>
+          <w:bCs/>
+          <w:sz w:val="28"/>
+          <w:szCs w:val="28"/>
+        </w:rPr>
+      </w:pPr>
     </w:p>
     <w:p>
       <w:pPr>
@@ -2139,12 +2187,11 @@
         <w:rPr>
           <w:noProof/>
         </w:rPr>
-        <w:lastRenderedPageBreak/>
         <w:drawing>
-          <wp:inline distT="0" distB="0" distL="0" distR="0" wp14:anchorId="695C265D" wp14:editId="720BD534">
-            <wp:extent cx="5943600" cy="4389755"/>
+          <wp:inline distT="0" distB="0" distL="0" distR="0" wp14:anchorId="12F4FE26" wp14:editId="3321E536">
+            <wp:extent cx="5943600" cy="2762250"/>
             <wp:effectExtent l="0" t="0" r="0" b="0"/>
-            <wp:docPr id="877215282" name="Picture 5"/>
+            <wp:docPr id="1320073647" name="Picture 18"/>
             <wp:cNvGraphicFramePr>
               <a:graphicFrameLocks xmlns:a="http://schemas.openxmlformats.org/drawingml/2006/main" noChangeAspect="1"/>
             </wp:cNvGraphicFramePr>
@@ -2152,13 +2199,13 @@
               <a:graphicData uri="http://schemas.openxmlformats.org/drawingml/2006/picture">
                 <pic:pic xmlns:pic="http://schemas.openxmlformats.org/drawingml/2006/picture">
                   <pic:nvPicPr>
-                    <pic:cNvPr id="0" name="Picture 9"/>
+                    <pic:cNvPr id="0" name="Picture 34"/>
                     <pic:cNvPicPr>
                       <a:picLocks noChangeAspect="1" noChangeArrowheads="1"/>
                     </pic:cNvPicPr>
                   </pic:nvPicPr>
                   <pic:blipFill>
-                    <a:blip r:embed="rId22">
+                    <a:blip r:embed="rId22" cstate="print">
                       <a:extLst>
                         <a:ext uri="{28A0092B-C50C-407E-A947-70E740481C1C}">
                           <a14:useLocalDpi xmlns:a14="http://schemas.microsoft.com/office/drawing/2010/main" val="0"/>
@@ -2173,7 +2220,7 @@
                   <pic:spPr bwMode="auto">
                     <a:xfrm>
                       <a:off x="0" y="0"/>
-                      <a:ext cx="5943600" cy="4389755"/>
+                      <a:ext cx="5943600" cy="2762250"/>
                     </a:xfrm>
                     <a:prstGeom prst="rect">
                       <a:avLst/>
@@ -2200,26 +2247,27 @@
           <w:szCs w:val="28"/>
         </w:rPr>
       </w:pPr>
-      <w:r>
-        <w:rPr>
-          <w:b/>
-          <w:bCs/>
-          <w:sz w:val="28"/>
-          <w:szCs w:val="28"/>
-        </w:rPr>
-        <w:t>Figure1.7</w:t>
-      </w:r>
-    </w:p>
-    <w:p>
-      <w:pPr>
-        <w:jc w:val="center"/>
-        <w:rPr>
-          <w:b/>
-          <w:bCs/>
-          <w:sz w:val="28"/>
-          <w:szCs w:val="28"/>
-        </w:rPr>
-      </w:pPr>
+    </w:p>
+    <w:p>
+      <w:pPr>
+        <w:jc w:val="center"/>
+        <w:rPr>
+          <w:b/>
+          <w:bCs/>
+          <w:sz w:val="28"/>
+          <w:szCs w:val="28"/>
+        </w:rPr>
+      </w:pPr>
+      <w:r>
+        <w:rPr>
+          <w:b/>
+          <w:bCs/>
+          <w:sz w:val="28"/>
+          <w:szCs w:val="28"/>
+        </w:rPr>
+        <w:lastRenderedPageBreak/>
+        <w:t>Staff Schedule</w:t>
+      </w:r>
     </w:p>
     <w:p>
       <w:pPr>
@@ -2235,12 +2283,11 @@
         <w:rPr>
           <w:noProof/>
         </w:rPr>
-        <w:lastRenderedPageBreak/>
         <w:drawing>
-          <wp:inline distT="0" distB="0" distL="0" distR="0" wp14:anchorId="0738D3F4" wp14:editId="3A3493DB">
-            <wp:extent cx="5943600" cy="4428490"/>
-            <wp:effectExtent l="0" t="0" r="0" b="0"/>
-            <wp:docPr id="1510010272" name="Picture 6"/>
+          <wp:inline distT="0" distB="0" distL="0" distR="0" wp14:anchorId="5BC6AD27" wp14:editId="3E3FDD84">
+            <wp:extent cx="5943600" cy="2753995"/>
+            <wp:effectExtent l="0" t="0" r="0" b="8255"/>
+            <wp:docPr id="1591096554" name="Picture 17"/>
             <wp:cNvGraphicFramePr>
               <a:graphicFrameLocks xmlns:a="http://schemas.openxmlformats.org/drawingml/2006/main" noChangeAspect="1"/>
             </wp:cNvGraphicFramePr>
@@ -2248,13 +2295,13 @@
               <a:graphicData uri="http://schemas.openxmlformats.org/drawingml/2006/picture">
                 <pic:pic xmlns:pic="http://schemas.openxmlformats.org/drawingml/2006/picture">
                   <pic:nvPicPr>
-                    <pic:cNvPr id="0" name="Picture 11"/>
+                    <pic:cNvPr id="0" name="Picture 33"/>
                     <pic:cNvPicPr>
                       <a:picLocks noChangeAspect="1" noChangeArrowheads="1"/>
                     </pic:cNvPicPr>
                   </pic:nvPicPr>
                   <pic:blipFill>
-                    <a:blip r:embed="rId23">
+                    <a:blip r:embed="rId23" cstate="print">
                       <a:extLst>
                         <a:ext uri="{28A0092B-C50C-407E-A947-70E740481C1C}">
                           <a14:useLocalDpi xmlns:a14="http://schemas.microsoft.com/office/drawing/2010/main" val="0"/>
@@ -2269,7 +2316,7 @@
                   <pic:spPr bwMode="auto">
                     <a:xfrm>
                       <a:off x="0" y="0"/>
-                      <a:ext cx="5943600" cy="4428490"/>
+                      <a:ext cx="5943600" cy="2753995"/>
                     </a:xfrm>
                     <a:prstGeom prst="rect">
                       <a:avLst/>
@@ -2296,133 +2343,199 @@
           <w:szCs w:val="28"/>
         </w:rPr>
       </w:pPr>
-      <w:r>
-        <w:rPr>
-          <w:b/>
-          <w:bCs/>
-          <w:sz w:val="28"/>
-          <w:szCs w:val="28"/>
-        </w:rPr>
-        <w:t>Figure1.8</w:t>
-      </w:r>
-    </w:p>
-    <w:p>
-      <w:pPr>
-        <w:jc w:val="center"/>
-        <w:rPr>
-          <w:b/>
-          <w:bCs/>
-          <w:sz w:val="28"/>
-          <w:szCs w:val="28"/>
-        </w:rPr>
-      </w:pPr>
-    </w:p>
-    <w:p>
-      <w:pPr>
-        <w:jc w:val="center"/>
-        <w:rPr>
-          <w:b/>
-          <w:bCs/>
-          <w:sz w:val="28"/>
-          <w:szCs w:val="28"/>
-        </w:rPr>
-      </w:pPr>
-    </w:p>
-    <w:p>
-      <w:pPr>
-        <w:jc w:val="center"/>
-        <w:rPr>
-          <w:b/>
-          <w:bCs/>
-          <w:sz w:val="28"/>
-          <w:szCs w:val="28"/>
-        </w:rPr>
-      </w:pPr>
-    </w:p>
-    <w:p>
-      <w:pPr>
-        <w:jc w:val="center"/>
-        <w:rPr>
-          <w:b/>
-          <w:bCs/>
-          <w:sz w:val="28"/>
-          <w:szCs w:val="28"/>
-        </w:rPr>
-      </w:pPr>
-    </w:p>
-    <w:p>
-      <w:pPr>
-        <w:jc w:val="center"/>
-        <w:rPr>
-          <w:b/>
-          <w:bCs/>
-          <w:sz w:val="28"/>
-          <w:szCs w:val="28"/>
-        </w:rPr>
-      </w:pPr>
-    </w:p>
-    <w:p>
-      <w:pPr>
-        <w:jc w:val="center"/>
-        <w:rPr>
-          <w:b/>
-          <w:bCs/>
-          <w:sz w:val="28"/>
-          <w:szCs w:val="28"/>
-        </w:rPr>
-      </w:pPr>
-    </w:p>
-    <w:p>
-      <w:pPr>
-        <w:jc w:val="center"/>
-        <w:rPr>
-          <w:b/>
-          <w:bCs/>
-          <w:sz w:val="28"/>
-          <w:szCs w:val="28"/>
-        </w:rPr>
-      </w:pPr>
-    </w:p>
-    <w:p>
-      <w:pPr>
-        <w:jc w:val="center"/>
-        <w:rPr>
-          <w:b/>
-          <w:bCs/>
-          <w:sz w:val="28"/>
-          <w:szCs w:val="28"/>
-        </w:rPr>
-      </w:pPr>
-    </w:p>
-    <w:p>
-      <w:pPr>
-        <w:jc w:val="center"/>
-        <w:rPr>
-          <w:b/>
-          <w:bCs/>
-          <w:sz w:val="28"/>
-          <w:szCs w:val="28"/>
-        </w:rPr>
-      </w:pPr>
-    </w:p>
-    <w:p>
-      <w:pPr>
-        <w:jc w:val="center"/>
-        <w:rPr>
-          <w:b/>
-          <w:bCs/>
-          <w:sz w:val="28"/>
-          <w:szCs w:val="28"/>
-        </w:rPr>
-      </w:pPr>
-      <w:r>
-        <w:rPr>
-          <w:b/>
-          <w:bCs/>
-          <w:sz w:val="28"/>
-          <w:szCs w:val="28"/>
-        </w:rPr>
-        <w:lastRenderedPageBreak/>
+    </w:p>
+    <w:p>
+      <w:pPr>
+        <w:jc w:val="center"/>
+        <w:rPr>
+          <w:b/>
+          <w:bCs/>
+          <w:sz w:val="28"/>
+          <w:szCs w:val="28"/>
+        </w:rPr>
+      </w:pPr>
+    </w:p>
+    <w:p>
+      <w:pPr>
+        <w:rPr>
+          <w:b/>
+          <w:bCs/>
+          <w:sz w:val="28"/>
+          <w:szCs w:val="28"/>
+        </w:rPr>
+      </w:pPr>
+    </w:p>
+    <w:p>
+      <w:pPr>
+        <w:jc w:val="center"/>
+        <w:rPr>
+          <w:b/>
+          <w:bCs/>
+          <w:sz w:val="28"/>
+          <w:szCs w:val="28"/>
+        </w:rPr>
+      </w:pPr>
+    </w:p>
+    <w:p>
+      <w:pPr>
+        <w:jc w:val="center"/>
+        <w:rPr>
+          <w:b/>
+          <w:bCs/>
+          <w:sz w:val="28"/>
+          <w:szCs w:val="28"/>
+        </w:rPr>
+      </w:pPr>
+    </w:p>
+    <w:p>
+      <w:pPr>
+        <w:jc w:val="center"/>
+        <w:rPr>
+          <w:b/>
+          <w:bCs/>
+          <w:sz w:val="28"/>
+          <w:szCs w:val="28"/>
+        </w:rPr>
+      </w:pPr>
+    </w:p>
+    <w:p>
+      <w:pPr>
+        <w:jc w:val="center"/>
+        <w:rPr>
+          <w:b/>
+          <w:bCs/>
+          <w:sz w:val="28"/>
+          <w:szCs w:val="28"/>
+        </w:rPr>
+      </w:pPr>
+    </w:p>
+    <w:p>
+      <w:pPr>
+        <w:jc w:val="center"/>
+        <w:rPr>
+          <w:b/>
+          <w:bCs/>
+          <w:sz w:val="28"/>
+          <w:szCs w:val="28"/>
+        </w:rPr>
+      </w:pPr>
+    </w:p>
+    <w:p>
+      <w:pPr>
+        <w:jc w:val="center"/>
+        <w:rPr>
+          <w:b/>
+          <w:bCs/>
+          <w:sz w:val="28"/>
+          <w:szCs w:val="28"/>
+        </w:rPr>
+      </w:pPr>
+    </w:p>
+    <w:p>
+      <w:pPr>
+        <w:jc w:val="center"/>
+        <w:rPr>
+          <w:b/>
+          <w:bCs/>
+          <w:sz w:val="28"/>
+          <w:szCs w:val="28"/>
+        </w:rPr>
+      </w:pPr>
+    </w:p>
+    <w:p>
+      <w:pPr>
+        <w:jc w:val="center"/>
+        <w:rPr>
+          <w:b/>
+          <w:bCs/>
+          <w:sz w:val="28"/>
+          <w:szCs w:val="28"/>
+        </w:rPr>
+      </w:pPr>
+    </w:p>
+    <w:p>
+      <w:pPr>
+        <w:jc w:val="center"/>
+        <w:rPr>
+          <w:b/>
+          <w:bCs/>
+          <w:sz w:val="28"/>
+          <w:szCs w:val="28"/>
+        </w:rPr>
+      </w:pPr>
+    </w:p>
+    <w:p>
+      <w:pPr>
+        <w:jc w:val="center"/>
+        <w:rPr>
+          <w:b/>
+          <w:bCs/>
+          <w:sz w:val="28"/>
+          <w:szCs w:val="28"/>
+        </w:rPr>
+      </w:pPr>
+    </w:p>
+    <w:p>
+      <w:pPr>
+        <w:jc w:val="center"/>
+        <w:rPr>
+          <w:b/>
+          <w:bCs/>
+          <w:sz w:val="28"/>
+          <w:szCs w:val="28"/>
+        </w:rPr>
+      </w:pPr>
+    </w:p>
+    <w:p>
+      <w:pPr>
+        <w:jc w:val="center"/>
+        <w:rPr>
+          <w:b/>
+          <w:bCs/>
+          <w:sz w:val="28"/>
+          <w:szCs w:val="28"/>
+        </w:rPr>
+      </w:pPr>
+    </w:p>
+    <w:p>
+      <w:pPr>
+        <w:jc w:val="center"/>
+        <w:rPr>
+          <w:b/>
+          <w:bCs/>
+          <w:sz w:val="28"/>
+          <w:szCs w:val="28"/>
+        </w:rPr>
+      </w:pPr>
+    </w:p>
+    <w:p>
+      <w:pPr>
+        <w:jc w:val="center"/>
+        <w:rPr>
+          <w:b/>
+          <w:bCs/>
+          <w:sz w:val="28"/>
+          <w:szCs w:val="28"/>
+        </w:rPr>
+      </w:pPr>
+    </w:p>
+    <w:p>
+      <w:pPr>
+        <w:jc w:val="center"/>
+        <w:rPr>
+          <w:b/>
+          <w:bCs/>
+          <w:sz w:val="28"/>
+          <w:szCs w:val="28"/>
+        </w:rPr>
+      </w:pPr>
+      <w:r>
+        <w:rPr>
+          <w:b/>
+          <w:bCs/>
+          <w:sz w:val="28"/>
+          <w:szCs w:val="28"/>
+        </w:rPr>
         <w:t>Admin dashboard</w:t>
       </w:r>
     </w:p>
@@ -2436,26 +2549,15 @@
           <w:szCs w:val="28"/>
         </w:rPr>
       </w:pPr>
-    </w:p>
-    <w:p>
-      <w:pPr>
-        <w:jc w:val="center"/>
-        <w:rPr>
-          <w:b/>
-          <w:bCs/>
-          <w:sz w:val="28"/>
-          <w:szCs w:val="28"/>
-        </w:rPr>
-      </w:pPr>
       <w:r>
         <w:rPr>
           <w:noProof/>
         </w:rPr>
         <w:drawing>
-          <wp:inline distT="0" distB="0" distL="0" distR="0" wp14:anchorId="5A37F107" wp14:editId="7440CD84">
-            <wp:extent cx="5943600" cy="4434205"/>
-            <wp:effectExtent l="0" t="0" r="0" b="4445"/>
-            <wp:docPr id="1018349975" name="Picture 7"/>
+          <wp:inline distT="0" distB="0" distL="0" distR="0" wp14:anchorId="38B8DD95" wp14:editId="3AB60650">
+            <wp:extent cx="5943600" cy="3107055"/>
+            <wp:effectExtent l="0" t="0" r="0" b="0"/>
+            <wp:docPr id="869901117" name="Picture 2"/>
             <wp:cNvGraphicFramePr>
               <a:graphicFrameLocks xmlns:a="http://schemas.openxmlformats.org/drawingml/2006/main" noChangeAspect="1"/>
             </wp:cNvGraphicFramePr>
@@ -2463,13 +2565,13 @@
               <a:graphicData uri="http://schemas.openxmlformats.org/drawingml/2006/picture">
                 <pic:pic xmlns:pic="http://schemas.openxmlformats.org/drawingml/2006/picture">
                   <pic:nvPicPr>
-                    <pic:cNvPr id="0" name="Picture 13"/>
+                    <pic:cNvPr id="0" name="Picture 3"/>
                     <pic:cNvPicPr>
                       <a:picLocks noChangeAspect="1" noChangeArrowheads="1"/>
                     </pic:cNvPicPr>
                   </pic:nvPicPr>
                   <pic:blipFill>
-                    <a:blip r:embed="rId24">
+                    <a:blip r:embed="rId24" cstate="print">
                       <a:extLst>
                         <a:ext uri="{28A0092B-C50C-407E-A947-70E740481C1C}">
                           <a14:useLocalDpi xmlns:a14="http://schemas.microsoft.com/office/drawing/2010/main" val="0"/>
@@ -2484,7 +2586,7 @@
                   <pic:spPr bwMode="auto">
                     <a:xfrm>
                       <a:off x="0" y="0"/>
-                      <a:ext cx="5943600" cy="4434205"/>
+                      <a:ext cx="5943600" cy="3107055"/>
                     </a:xfrm>
                     <a:prstGeom prst="rect">
                       <a:avLst/>
@@ -2513,34 +2615,13 @@
       </w:pPr>
       <w:r>
         <w:rPr>
-          <w:b/>
-          <w:bCs/>
-          <w:sz w:val="28"/>
-          <w:szCs w:val="28"/>
-        </w:rPr>
-        <w:t>Figure 1.9</w:t>
-      </w:r>
-    </w:p>
-    <w:p>
-      <w:pPr>
-        <w:jc w:val="center"/>
-        <w:rPr>
-          <w:b/>
-          <w:bCs/>
-          <w:sz w:val="28"/>
-          <w:szCs w:val="28"/>
-        </w:rPr>
-      </w:pPr>
-      <w:r>
-        <w:rPr>
           <w:noProof/>
         </w:rPr>
-        <w:lastRenderedPageBreak/>
         <w:drawing>
-          <wp:inline distT="0" distB="0" distL="0" distR="0" wp14:anchorId="17CED1C1" wp14:editId="193AB046">
-            <wp:extent cx="5943600" cy="4512310"/>
-            <wp:effectExtent l="0" t="0" r="0" b="2540"/>
-            <wp:docPr id="839439463" name="Picture 16"/>
+          <wp:inline distT="0" distB="0" distL="0" distR="0" wp14:anchorId="090FCF14" wp14:editId="1B8AE669">
+            <wp:extent cx="5943600" cy="3136265"/>
+            <wp:effectExtent l="0" t="0" r="0" b="6985"/>
+            <wp:docPr id="204270713" name="Picture 3"/>
             <wp:cNvGraphicFramePr>
               <a:graphicFrameLocks xmlns:a="http://schemas.openxmlformats.org/drawingml/2006/main" noChangeAspect="1"/>
             </wp:cNvGraphicFramePr>
@@ -2548,13 +2629,13 @@
               <a:graphicData uri="http://schemas.openxmlformats.org/drawingml/2006/picture">
                 <pic:pic xmlns:pic="http://schemas.openxmlformats.org/drawingml/2006/picture">
                   <pic:nvPicPr>
-                    <pic:cNvPr id="0" name="Picture 23"/>
+                    <pic:cNvPr id="0" name="Picture 5"/>
                     <pic:cNvPicPr>
                       <a:picLocks noChangeAspect="1" noChangeArrowheads="1"/>
                     </pic:cNvPicPr>
                   </pic:nvPicPr>
                   <pic:blipFill>
-                    <a:blip r:embed="rId25">
+                    <a:blip r:embed="rId25" cstate="print">
                       <a:extLst>
                         <a:ext uri="{28A0092B-C50C-407E-A947-70E740481C1C}">
                           <a14:useLocalDpi xmlns:a14="http://schemas.microsoft.com/office/drawing/2010/main" val="0"/>
@@ -2569,7 +2650,7 @@
                   <pic:spPr bwMode="auto">
                     <a:xfrm>
                       <a:off x="0" y="0"/>
-                      <a:ext cx="5943600" cy="4512310"/>
+                      <a:ext cx="5943600" cy="3136265"/>
                     </a:xfrm>
                     <a:prstGeom prst="rect">
                       <a:avLst/>
@@ -2596,26 +2677,37 @@
           <w:szCs w:val="28"/>
         </w:rPr>
       </w:pPr>
-      <w:r>
-        <w:rPr>
-          <w:b/>
-          <w:bCs/>
-          <w:sz w:val="28"/>
-          <w:szCs w:val="28"/>
-        </w:rPr>
-        <w:t>FIGURE 2.0</w:t>
-      </w:r>
-    </w:p>
-    <w:p>
-      <w:pPr>
-        <w:jc w:val="center"/>
-        <w:rPr>
-          <w:b/>
-          <w:bCs/>
-          <w:sz w:val="28"/>
-          <w:szCs w:val="28"/>
-        </w:rPr>
-      </w:pPr>
+    </w:p>
+    <w:p>
+      <w:pPr>
+        <w:jc w:val="center"/>
+        <w:rPr>
+          <w:b/>
+          <w:bCs/>
+          <w:sz w:val="28"/>
+          <w:szCs w:val="28"/>
+        </w:rPr>
+      </w:pPr>
+    </w:p>
+    <w:p>
+      <w:pPr>
+        <w:jc w:val="center"/>
+        <w:rPr>
+          <w:b/>
+          <w:bCs/>
+          <w:sz w:val="28"/>
+          <w:szCs w:val="28"/>
+        </w:rPr>
+      </w:pPr>
+      <w:r>
+        <w:rPr>
+          <w:b/>
+          <w:bCs/>
+          <w:sz w:val="28"/>
+          <w:szCs w:val="28"/>
+        </w:rPr>
+        <w:t>Manage services</w:t>
+      </w:r>
     </w:p>
     <w:p>
       <w:pPr>
@@ -2631,12 +2723,11 @@
         <w:rPr>
           <w:noProof/>
         </w:rPr>
-        <w:lastRenderedPageBreak/>
         <w:drawing>
-          <wp:inline distT="0" distB="0" distL="0" distR="0" wp14:anchorId="74519534" wp14:editId="4F88F678">
-            <wp:extent cx="5943600" cy="4404995"/>
+          <wp:inline distT="0" distB="0" distL="0" distR="0" wp14:anchorId="213C8FAD" wp14:editId="3FC8F5CF">
+            <wp:extent cx="5943600" cy="3244850"/>
             <wp:effectExtent l="0" t="0" r="0" b="0"/>
-            <wp:docPr id="1550915950" name="Picture 15"/>
+            <wp:docPr id="1698478780" name="Picture 4"/>
             <wp:cNvGraphicFramePr>
               <a:graphicFrameLocks xmlns:a="http://schemas.openxmlformats.org/drawingml/2006/main" noChangeAspect="1"/>
             </wp:cNvGraphicFramePr>
@@ -2644,13 +2735,13 @@
               <a:graphicData uri="http://schemas.openxmlformats.org/drawingml/2006/picture">
                 <pic:pic xmlns:pic="http://schemas.openxmlformats.org/drawingml/2006/picture">
                   <pic:nvPicPr>
-                    <pic:cNvPr id="0" name="Picture 22"/>
+                    <pic:cNvPr id="0" name="Picture 7"/>
                     <pic:cNvPicPr>
                       <a:picLocks noChangeAspect="1" noChangeArrowheads="1"/>
                     </pic:cNvPicPr>
                   </pic:nvPicPr>
                   <pic:blipFill>
-                    <a:blip r:embed="rId26">
+                    <a:blip r:embed="rId26" cstate="print">
                       <a:extLst>
                         <a:ext uri="{28A0092B-C50C-407E-A947-70E740481C1C}">
                           <a14:useLocalDpi xmlns:a14="http://schemas.microsoft.com/office/drawing/2010/main" val="0"/>
@@ -2665,7 +2756,7 @@
                   <pic:spPr bwMode="auto">
                     <a:xfrm>
                       <a:off x="0" y="0"/>
-                      <a:ext cx="5943600" cy="4404995"/>
+                      <a:ext cx="5943600" cy="3244850"/>
                     </a:xfrm>
                     <a:prstGeom prst="rect">
                       <a:avLst/>
@@ -2699,19 +2790,8 @@
           <w:sz w:val="28"/>
           <w:szCs w:val="28"/>
         </w:rPr>
-        <w:t>FIGURE2.1</w:t>
-      </w:r>
-    </w:p>
-    <w:p>
-      <w:pPr>
-        <w:jc w:val="center"/>
-        <w:rPr>
-          <w:b/>
-          <w:bCs/>
-          <w:sz w:val="28"/>
-          <w:szCs w:val="28"/>
-        </w:rPr>
-      </w:pPr>
+        <w:t>Managing Staff</w:t>
+      </w:r>
     </w:p>
     <w:p>
       <w:pPr>
@@ -2727,12 +2807,11 @@
         <w:rPr>
           <w:noProof/>
         </w:rPr>
-        <w:lastRenderedPageBreak/>
         <w:drawing>
-          <wp:inline distT="0" distB="0" distL="0" distR="0" wp14:anchorId="78D5DFA7" wp14:editId="2E6CE76A">
-            <wp:extent cx="5943600" cy="4307840"/>
-            <wp:effectExtent l="0" t="0" r="0" b="0"/>
-            <wp:docPr id="394417425" name="Picture 14"/>
+          <wp:inline distT="0" distB="0" distL="0" distR="0" wp14:anchorId="1B8A832A" wp14:editId="1B4E2730">
+            <wp:extent cx="5943600" cy="2605405"/>
+            <wp:effectExtent l="0" t="0" r="0" b="4445"/>
+            <wp:docPr id="30947425" name="Picture 15"/>
             <wp:cNvGraphicFramePr>
               <a:graphicFrameLocks xmlns:a="http://schemas.openxmlformats.org/drawingml/2006/main" noChangeAspect="1"/>
             </wp:cNvGraphicFramePr>
@@ -2740,13 +2819,13 @@
               <a:graphicData uri="http://schemas.openxmlformats.org/drawingml/2006/picture">
                 <pic:pic xmlns:pic="http://schemas.openxmlformats.org/drawingml/2006/picture">
                   <pic:nvPicPr>
-                    <pic:cNvPr id="0" name="Picture 21"/>
+                    <pic:cNvPr id="0" name="Picture 29"/>
                     <pic:cNvPicPr>
                       <a:picLocks noChangeAspect="1" noChangeArrowheads="1"/>
                     </pic:cNvPicPr>
                   </pic:nvPicPr>
                   <pic:blipFill>
-                    <a:blip r:embed="rId27">
+                    <a:blip r:embed="rId27" cstate="print">
                       <a:extLst>
                         <a:ext uri="{28A0092B-C50C-407E-A947-70E740481C1C}">
                           <a14:useLocalDpi xmlns:a14="http://schemas.microsoft.com/office/drawing/2010/main" val="0"/>
@@ -2761,7 +2840,7 @@
                   <pic:spPr bwMode="auto">
                     <a:xfrm>
                       <a:off x="0" y="0"/>
-                      <a:ext cx="5943600" cy="4307840"/>
+                      <a:ext cx="5943600" cy="2605405"/>
                     </a:xfrm>
                     <a:prstGeom prst="rect">
                       <a:avLst/>
@@ -2788,14 +2867,58 @@
           <w:szCs w:val="28"/>
         </w:rPr>
       </w:pPr>
-      <w:r>
-        <w:rPr>
-          <w:b/>
-          <w:bCs/>
-          <w:sz w:val="28"/>
-          <w:szCs w:val="28"/>
-        </w:rPr>
-        <w:t>FIGURE 2.2</w:t>
+    </w:p>
+    <w:p>
+      <w:pPr>
+        <w:jc w:val="center"/>
+        <w:rPr>
+          <w:b/>
+          <w:bCs/>
+          <w:sz w:val="28"/>
+          <w:szCs w:val="28"/>
+        </w:rPr>
+      </w:pPr>
+    </w:p>
+    <w:p>
+      <w:pPr>
+        <w:jc w:val="center"/>
+        <w:rPr>
+          <w:b/>
+          <w:bCs/>
+          <w:sz w:val="28"/>
+          <w:szCs w:val="28"/>
+        </w:rPr>
+      </w:pPr>
+    </w:p>
+    <w:p>
+      <w:pPr>
+        <w:jc w:val="center"/>
+        <w:rPr>
+          <w:b/>
+          <w:bCs/>
+          <w:sz w:val="28"/>
+          <w:szCs w:val="28"/>
+        </w:rPr>
+      </w:pPr>
+    </w:p>
+    <w:p>
+      <w:pPr>
+        <w:jc w:val="center"/>
+        <w:rPr>
+          <w:b/>
+          <w:bCs/>
+          <w:sz w:val="28"/>
+          <w:szCs w:val="28"/>
+        </w:rPr>
+      </w:pPr>
+      <w:r>
+        <w:rPr>
+          <w:b/>
+          <w:bCs/>
+          <w:sz w:val="28"/>
+          <w:szCs w:val="28"/>
+        </w:rPr>
+        <w:t>Customer Management</w:t>
       </w:r>
     </w:p>
     <w:p>
@@ -2812,12 +2935,11 @@
         <w:rPr>
           <w:noProof/>
         </w:rPr>
-        <w:lastRenderedPageBreak/>
         <w:drawing>
-          <wp:inline distT="0" distB="0" distL="0" distR="0" wp14:anchorId="3FF1FBEF" wp14:editId="5EC577CE">
-            <wp:extent cx="5943600" cy="4422140"/>
+          <wp:inline distT="0" distB="0" distL="0" distR="0" wp14:anchorId="5B0ED111" wp14:editId="2EEC7172">
+            <wp:extent cx="5943600" cy="3266440"/>
             <wp:effectExtent l="0" t="0" r="0" b="0"/>
-            <wp:docPr id="257746440" name="Picture 13"/>
+            <wp:docPr id="1209465236" name="Picture 5"/>
             <wp:cNvGraphicFramePr>
               <a:graphicFrameLocks xmlns:a="http://schemas.openxmlformats.org/drawingml/2006/main" noChangeAspect="1"/>
             </wp:cNvGraphicFramePr>
@@ -2825,13 +2947,13 @@
               <a:graphicData uri="http://schemas.openxmlformats.org/drawingml/2006/picture">
                 <pic:pic xmlns:pic="http://schemas.openxmlformats.org/drawingml/2006/picture">
                   <pic:nvPicPr>
-                    <pic:cNvPr id="0" name="Picture 20"/>
+                    <pic:cNvPr id="0" name="Picture 9"/>
                     <pic:cNvPicPr>
                       <a:picLocks noChangeAspect="1" noChangeArrowheads="1"/>
                     </pic:cNvPicPr>
                   </pic:nvPicPr>
                   <pic:blipFill>
-                    <a:blip r:embed="rId28">
+                    <a:blip r:embed="rId28" cstate="print">
                       <a:extLst>
                         <a:ext uri="{28A0092B-C50C-407E-A947-70E740481C1C}">
                           <a14:useLocalDpi xmlns:a14="http://schemas.microsoft.com/office/drawing/2010/main" val="0"/>
@@ -2846,7 +2968,7 @@
                   <pic:spPr bwMode="auto">
                     <a:xfrm>
                       <a:off x="0" y="0"/>
-                      <a:ext cx="5943600" cy="4422140"/>
+                      <a:ext cx="5943600" cy="3266440"/>
                     </a:xfrm>
                     <a:prstGeom prst="rect">
                       <a:avLst/>
@@ -2880,7 +3002,7 @@
           <w:sz w:val="28"/>
           <w:szCs w:val="28"/>
         </w:rPr>
-        <w:t>FIGURE 2.3</w:t>
+        <w:t>Global Booking Management</w:t>
       </w:r>
     </w:p>
     <w:p>
@@ -2897,12 +3019,11 @@
         <w:rPr>
           <w:noProof/>
         </w:rPr>
-        <w:lastRenderedPageBreak/>
         <w:drawing>
-          <wp:inline distT="0" distB="0" distL="0" distR="0" wp14:anchorId="415AD9D0" wp14:editId="6FEDEA9E">
-            <wp:extent cx="5943600" cy="4303395"/>
+          <wp:inline distT="0" distB="0" distL="0" distR="0" wp14:anchorId="0DA6B1E8" wp14:editId="33DC8BD0">
+            <wp:extent cx="5943600" cy="3236595"/>
             <wp:effectExtent l="0" t="0" r="0" b="1905"/>
-            <wp:docPr id="1625780591" name="Picture 12"/>
+            <wp:docPr id="686338470" name="Picture 6"/>
             <wp:cNvGraphicFramePr>
               <a:graphicFrameLocks xmlns:a="http://schemas.openxmlformats.org/drawingml/2006/main" noChangeAspect="1"/>
             </wp:cNvGraphicFramePr>
@@ -2910,13 +3031,13 @@
               <a:graphicData uri="http://schemas.openxmlformats.org/drawingml/2006/picture">
                 <pic:pic xmlns:pic="http://schemas.openxmlformats.org/drawingml/2006/picture">
                   <pic:nvPicPr>
-                    <pic:cNvPr id="0" name="Picture 19"/>
+                    <pic:cNvPr id="0" name="Picture 11"/>
                     <pic:cNvPicPr>
                       <a:picLocks noChangeAspect="1" noChangeArrowheads="1"/>
                     </pic:cNvPicPr>
                   </pic:nvPicPr>
                   <pic:blipFill>
-                    <a:blip r:embed="rId29">
+                    <a:blip r:embed="rId29" cstate="print">
                       <a:extLst>
                         <a:ext uri="{28A0092B-C50C-407E-A947-70E740481C1C}">
                           <a14:useLocalDpi xmlns:a14="http://schemas.microsoft.com/office/drawing/2010/main" val="0"/>
@@ -2931,7 +3052,7 @@
                   <pic:spPr bwMode="auto">
                     <a:xfrm>
                       <a:off x="0" y="0"/>
-                      <a:ext cx="5943600" cy="4303395"/>
+                      <a:ext cx="5943600" cy="3236595"/>
                     </a:xfrm>
                     <a:prstGeom prst="rect">
                       <a:avLst/>
@@ -2958,14 +3079,47 @@
           <w:szCs w:val="28"/>
         </w:rPr>
       </w:pPr>
-      <w:r>
-        <w:rPr>
-          <w:b/>
-          <w:bCs/>
-          <w:sz w:val="28"/>
-          <w:szCs w:val="28"/>
-        </w:rPr>
-        <w:t>FIGURE 2.4</w:t>
+    </w:p>
+    <w:p>
+      <w:pPr>
+        <w:jc w:val="center"/>
+        <w:rPr>
+          <w:b/>
+          <w:bCs/>
+          <w:sz w:val="28"/>
+          <w:szCs w:val="28"/>
+        </w:rPr>
+      </w:pPr>
+    </w:p>
+    <w:p>
+      <w:pPr>
+        <w:jc w:val="center"/>
+        <w:rPr>
+          <w:b/>
+          <w:bCs/>
+          <w:sz w:val="28"/>
+          <w:szCs w:val="28"/>
+        </w:rPr>
+      </w:pPr>
+    </w:p>
+    <w:p>
+      <w:pPr>
+        <w:jc w:val="center"/>
+        <w:rPr>
+          <w:b/>
+          <w:bCs/>
+          <w:sz w:val="28"/>
+          <w:szCs w:val="28"/>
+        </w:rPr>
+      </w:pPr>
+      <w:r>
+        <w:rPr>
+          <w:b/>
+          <w:bCs/>
+          <w:sz w:val="28"/>
+          <w:szCs w:val="28"/>
+        </w:rPr>
+        <w:t>Payments and Invoices</w:t>
       </w:r>
     </w:p>
     <w:p>
@@ -2982,12 +3136,11 @@
         <w:rPr>
           <w:noProof/>
         </w:rPr>
-        <w:lastRenderedPageBreak/>
         <w:drawing>
-          <wp:inline distT="0" distB="0" distL="0" distR="0" wp14:anchorId="5562E02C" wp14:editId="576FE1C5">
-            <wp:extent cx="5943600" cy="4396740"/>
-            <wp:effectExtent l="0" t="0" r="0" b="3810"/>
-            <wp:docPr id="1281426746" name="Picture 11"/>
+          <wp:inline distT="0" distB="0" distL="0" distR="0" wp14:anchorId="05D05532" wp14:editId="02DE0ABA">
+            <wp:extent cx="5943600" cy="2724785"/>
+            <wp:effectExtent l="0" t="0" r="0" b="0"/>
+            <wp:docPr id="2145327184" name="Picture 16"/>
             <wp:cNvGraphicFramePr>
               <a:graphicFrameLocks xmlns:a="http://schemas.openxmlformats.org/drawingml/2006/main" noChangeAspect="1"/>
             </wp:cNvGraphicFramePr>
@@ -2995,13 +3148,13 @@
               <a:graphicData uri="http://schemas.openxmlformats.org/drawingml/2006/picture">
                 <pic:pic xmlns:pic="http://schemas.openxmlformats.org/drawingml/2006/picture">
                   <pic:nvPicPr>
-                    <pic:cNvPr id="0" name="Picture 18"/>
+                    <pic:cNvPr id="0" name="Picture 31"/>
                     <pic:cNvPicPr>
                       <a:picLocks noChangeAspect="1" noChangeArrowheads="1"/>
                     </pic:cNvPicPr>
                   </pic:nvPicPr>
                   <pic:blipFill>
-                    <a:blip r:embed="rId30">
+                    <a:blip r:embed="rId30" cstate="print">
                       <a:extLst>
                         <a:ext uri="{28A0092B-C50C-407E-A947-70E740481C1C}">
                           <a14:useLocalDpi xmlns:a14="http://schemas.microsoft.com/office/drawing/2010/main" val="0"/>
@@ -3016,7 +3169,7 @@
                   <pic:spPr bwMode="auto">
                     <a:xfrm>
                       <a:off x="0" y="0"/>
-                      <a:ext cx="5943600" cy="4396740"/>
+                      <a:ext cx="5943600" cy="2724785"/>
                     </a:xfrm>
                     <a:prstGeom prst="rect">
                       <a:avLst/>
@@ -3043,15 +3196,37 @@
           <w:szCs w:val="28"/>
         </w:rPr>
       </w:pPr>
-      <w:r>
-        <w:rPr>
-          <w:b/>
-          <w:bCs/>
-          <w:sz w:val="28"/>
-          <w:szCs w:val="28"/>
-        </w:rPr>
-        <w:t>FIGURE 2.5</w:t>
-      </w:r>
+    </w:p>
+    <w:p>
+      <w:pPr>
+        <w:jc w:val="center"/>
+        <w:rPr>
+          <w:b/>
+          <w:bCs/>
+          <w:sz w:val="28"/>
+          <w:szCs w:val="28"/>
+        </w:rPr>
+      </w:pPr>
+      <w:r>
+        <w:rPr>
+          <w:b/>
+          <w:bCs/>
+          <w:sz w:val="28"/>
+          <w:szCs w:val="28"/>
+        </w:rPr>
+        <w:t>Promotion and Discount</w:t>
+      </w:r>
+    </w:p>
+    <w:p>
+      <w:pPr>
+        <w:jc w:val="center"/>
+        <w:rPr>
+          <w:b/>
+          <w:bCs/>
+          <w:sz w:val="28"/>
+          <w:szCs w:val="28"/>
+        </w:rPr>
+      </w:pPr>
     </w:p>
     <w:p>
       <w:pPr>
@@ -3067,12 +3242,11 @@
         <w:rPr>
           <w:noProof/>
         </w:rPr>
-        <w:lastRenderedPageBreak/>
         <w:drawing>
-          <wp:inline distT="0" distB="0" distL="0" distR="0" wp14:anchorId="4D3EC922" wp14:editId="19A1F0E2">
-            <wp:extent cx="5943600" cy="4417060"/>
-            <wp:effectExtent l="0" t="0" r="0" b="2540"/>
-            <wp:docPr id="917920603" name="Picture 10"/>
+          <wp:inline distT="0" distB="0" distL="0" distR="0" wp14:anchorId="3D02C293" wp14:editId="6AAAC1E0">
+            <wp:extent cx="5943600" cy="3160395"/>
+            <wp:effectExtent l="0" t="0" r="0" b="1905"/>
+            <wp:docPr id="1819034246" name="Picture 7"/>
             <wp:cNvGraphicFramePr>
               <a:graphicFrameLocks xmlns:a="http://schemas.openxmlformats.org/drawingml/2006/main" noChangeAspect="1"/>
             </wp:cNvGraphicFramePr>
@@ -3080,13 +3254,13 @@
               <a:graphicData uri="http://schemas.openxmlformats.org/drawingml/2006/picture">
                 <pic:pic xmlns:pic="http://schemas.openxmlformats.org/drawingml/2006/picture">
                   <pic:nvPicPr>
-                    <pic:cNvPr id="0" name="Picture 17"/>
+                    <pic:cNvPr id="0" name="Picture 13"/>
                     <pic:cNvPicPr>
                       <a:picLocks noChangeAspect="1" noChangeArrowheads="1"/>
                     </pic:cNvPicPr>
                   </pic:nvPicPr>
                   <pic:blipFill>
-                    <a:blip r:embed="rId31">
+                    <a:blip r:embed="rId31" cstate="print">
                       <a:extLst>
                         <a:ext uri="{28A0092B-C50C-407E-A947-70E740481C1C}">
                           <a14:useLocalDpi xmlns:a14="http://schemas.microsoft.com/office/drawing/2010/main" val="0"/>
@@ -3101,7 +3275,7 @@
                   <pic:spPr bwMode="auto">
                     <a:xfrm>
                       <a:off x="0" y="0"/>
-                      <a:ext cx="5943600" cy="4417060"/>
+                      <a:ext cx="5943600" cy="3160395"/>
                     </a:xfrm>
                     <a:prstGeom prst="rect">
                       <a:avLst/>
@@ -3128,26 +3302,37 @@
           <w:szCs w:val="28"/>
         </w:rPr>
       </w:pPr>
-      <w:r>
-        <w:rPr>
-          <w:b/>
-          <w:bCs/>
-          <w:sz w:val="28"/>
-          <w:szCs w:val="28"/>
-        </w:rPr>
-        <w:t>FIGURE 2.6</w:t>
-      </w:r>
-    </w:p>
-    <w:p>
-      <w:pPr>
-        <w:jc w:val="center"/>
-        <w:rPr>
-          <w:b/>
-          <w:bCs/>
-          <w:sz w:val="28"/>
-          <w:szCs w:val="28"/>
-        </w:rPr>
-      </w:pPr>
+    </w:p>
+    <w:p>
+      <w:pPr>
+        <w:jc w:val="center"/>
+        <w:rPr>
+          <w:b/>
+          <w:bCs/>
+          <w:sz w:val="28"/>
+          <w:szCs w:val="28"/>
+        </w:rPr>
+      </w:pPr>
+    </w:p>
+    <w:p>
+      <w:pPr>
+        <w:jc w:val="center"/>
+        <w:rPr>
+          <w:b/>
+          <w:bCs/>
+          <w:sz w:val="28"/>
+          <w:szCs w:val="28"/>
+        </w:rPr>
+      </w:pPr>
+      <w:r>
+        <w:rPr>
+          <w:b/>
+          <w:bCs/>
+          <w:sz w:val="28"/>
+          <w:szCs w:val="28"/>
+        </w:rPr>
+        <w:t>Managing Prices</w:t>
+      </w:r>
     </w:p>
     <w:p>
       <w:pPr>
@@ -3163,12 +3348,11 @@
         <w:rPr>
           <w:noProof/>
         </w:rPr>
-        <w:lastRenderedPageBreak/>
         <w:drawing>
-          <wp:inline distT="0" distB="0" distL="0" distR="0" wp14:anchorId="7CB6EC53" wp14:editId="6659F76F">
-            <wp:extent cx="5943600" cy="4581525"/>
-            <wp:effectExtent l="0" t="0" r="0" b="9525"/>
-            <wp:docPr id="756001424" name="Picture 9"/>
+          <wp:inline distT="0" distB="0" distL="0" distR="0" wp14:anchorId="62D72673" wp14:editId="6F10982C">
+            <wp:extent cx="5943600" cy="3243580"/>
+            <wp:effectExtent l="0" t="0" r="0" b="0"/>
+            <wp:docPr id="1705938239" name="Picture 8"/>
             <wp:cNvGraphicFramePr>
               <a:graphicFrameLocks xmlns:a="http://schemas.openxmlformats.org/drawingml/2006/main" noChangeAspect="1"/>
             </wp:cNvGraphicFramePr>
@@ -3176,13 +3360,13 @@
               <a:graphicData uri="http://schemas.openxmlformats.org/drawingml/2006/picture">
                 <pic:pic xmlns:pic="http://schemas.openxmlformats.org/drawingml/2006/picture">
                   <pic:nvPicPr>
-                    <pic:cNvPr id="0" name="Picture 16"/>
+                    <pic:cNvPr id="0" name="Picture 15"/>
                     <pic:cNvPicPr>
                       <a:picLocks noChangeAspect="1" noChangeArrowheads="1"/>
                     </pic:cNvPicPr>
                   </pic:nvPicPr>
                   <pic:blipFill>
-                    <a:blip r:embed="rId32">
+                    <a:blip r:embed="rId32" cstate="print">
                       <a:extLst>
                         <a:ext uri="{28A0092B-C50C-407E-A947-70E740481C1C}">
                           <a14:useLocalDpi xmlns:a14="http://schemas.microsoft.com/office/drawing/2010/main" val="0"/>
@@ -3197,7 +3381,7 @@
                   <pic:spPr bwMode="auto">
                     <a:xfrm>
                       <a:off x="0" y="0"/>
-                      <a:ext cx="5943600" cy="4581525"/>
+                      <a:ext cx="5943600" cy="3243580"/>
                     </a:xfrm>
                     <a:prstGeom prst="rect">
                       <a:avLst/>
@@ -3231,19 +3415,8 @@
           <w:sz w:val="28"/>
           <w:szCs w:val="28"/>
         </w:rPr>
-        <w:t>FIGURE 2.7</w:t>
-      </w:r>
-    </w:p>
-    <w:p>
-      <w:pPr>
-        <w:jc w:val="center"/>
-        <w:rPr>
-          <w:b/>
-          <w:bCs/>
-          <w:sz w:val="28"/>
-          <w:szCs w:val="28"/>
-        </w:rPr>
-      </w:pPr>
+        <w:t>Manage Categories</w:t>
+      </w:r>
     </w:p>
     <w:p>
       <w:pPr>
@@ -3259,9 +3432,735 @@
         <w:rPr>
           <w:noProof/>
         </w:rPr>
+        <w:drawing>
+          <wp:inline distT="0" distB="0" distL="0" distR="0" wp14:anchorId="7A6C177F" wp14:editId="3E955B58">
+            <wp:extent cx="5943600" cy="3211830"/>
+            <wp:effectExtent l="0" t="0" r="0" b="7620"/>
+            <wp:docPr id="2137465775" name="Picture 9"/>
+            <wp:cNvGraphicFramePr>
+              <a:graphicFrameLocks xmlns:a="http://schemas.openxmlformats.org/drawingml/2006/main" noChangeAspect="1"/>
+            </wp:cNvGraphicFramePr>
+            <a:graphic xmlns:a="http://schemas.openxmlformats.org/drawingml/2006/main">
+              <a:graphicData uri="http://schemas.openxmlformats.org/drawingml/2006/picture">
+                <pic:pic xmlns:pic="http://schemas.openxmlformats.org/drawingml/2006/picture">
+                  <pic:nvPicPr>
+                    <pic:cNvPr id="0" name="Picture 17"/>
+                    <pic:cNvPicPr>
+                      <a:picLocks noChangeAspect="1" noChangeArrowheads="1"/>
+                    </pic:cNvPicPr>
+                  </pic:nvPicPr>
+                  <pic:blipFill>
+                    <a:blip r:embed="rId33" cstate="print">
+                      <a:extLst>
+                        <a:ext uri="{28A0092B-C50C-407E-A947-70E740481C1C}">
+                          <a14:useLocalDpi xmlns:a14="http://schemas.microsoft.com/office/drawing/2010/main" val="0"/>
+                        </a:ext>
+                      </a:extLst>
+                    </a:blip>
+                    <a:srcRect/>
+                    <a:stretch>
+                      <a:fillRect/>
+                    </a:stretch>
+                  </pic:blipFill>
+                  <pic:spPr bwMode="auto">
+                    <a:xfrm>
+                      <a:off x="0" y="0"/>
+                      <a:ext cx="5943600" cy="3211830"/>
+                    </a:xfrm>
+                    <a:prstGeom prst="rect">
+                      <a:avLst/>
+                    </a:prstGeom>
+                    <a:noFill/>
+                    <a:ln>
+                      <a:noFill/>
+                    </a:ln>
+                  </pic:spPr>
+                </pic:pic>
+              </a:graphicData>
+            </a:graphic>
+          </wp:inline>
+        </w:drawing>
+      </w:r>
+    </w:p>
+    <w:p>
+      <w:pPr>
+        <w:jc w:val="center"/>
+        <w:rPr>
+          <w:b/>
+          <w:bCs/>
+          <w:sz w:val="28"/>
+          <w:szCs w:val="28"/>
+        </w:rPr>
+      </w:pPr>
+    </w:p>
+    <w:p>
+      <w:pPr>
+        <w:jc w:val="center"/>
+        <w:rPr>
+          <w:b/>
+          <w:bCs/>
+          <w:sz w:val="28"/>
+          <w:szCs w:val="28"/>
+        </w:rPr>
+      </w:pPr>
+    </w:p>
+    <w:p>
+      <w:pPr>
+        <w:jc w:val="center"/>
+        <w:rPr>
+          <w:b/>
+          <w:bCs/>
+          <w:sz w:val="28"/>
+          <w:szCs w:val="28"/>
+        </w:rPr>
+      </w:pPr>
+      <w:r>
+        <w:rPr>
+          <w:b/>
+          <w:bCs/>
+          <w:sz w:val="28"/>
+          <w:szCs w:val="28"/>
+        </w:rPr>
+        <w:t>Review Moderation</w:t>
+      </w:r>
+    </w:p>
+    <w:p>
+      <w:pPr>
+        <w:jc w:val="center"/>
+        <w:rPr>
+          <w:b/>
+          <w:bCs/>
+          <w:sz w:val="28"/>
+          <w:szCs w:val="28"/>
+        </w:rPr>
+      </w:pPr>
+      <w:r>
+        <w:rPr>
+          <w:noProof/>
+        </w:rPr>
+        <w:drawing>
+          <wp:inline distT="0" distB="0" distL="0" distR="0" wp14:anchorId="12CA5493" wp14:editId="24DFF3B6">
+            <wp:extent cx="5943600" cy="3190240"/>
+            <wp:effectExtent l="0" t="0" r="0" b="0"/>
+            <wp:docPr id="1995279497" name="Picture 10"/>
+            <wp:cNvGraphicFramePr>
+              <a:graphicFrameLocks xmlns:a="http://schemas.openxmlformats.org/drawingml/2006/main" noChangeAspect="1"/>
+            </wp:cNvGraphicFramePr>
+            <a:graphic xmlns:a="http://schemas.openxmlformats.org/drawingml/2006/main">
+              <a:graphicData uri="http://schemas.openxmlformats.org/drawingml/2006/picture">
+                <pic:pic xmlns:pic="http://schemas.openxmlformats.org/drawingml/2006/picture">
+                  <pic:nvPicPr>
+                    <pic:cNvPr id="0" name="Picture 19"/>
+                    <pic:cNvPicPr>
+                      <a:picLocks noChangeAspect="1" noChangeArrowheads="1"/>
+                    </pic:cNvPicPr>
+                  </pic:nvPicPr>
+                  <pic:blipFill>
+                    <a:blip r:embed="rId34" cstate="print">
+                      <a:extLst>
+                        <a:ext uri="{28A0092B-C50C-407E-A947-70E740481C1C}">
+                          <a14:useLocalDpi xmlns:a14="http://schemas.microsoft.com/office/drawing/2010/main" val="0"/>
+                        </a:ext>
+                      </a:extLst>
+                    </a:blip>
+                    <a:srcRect/>
+                    <a:stretch>
+                      <a:fillRect/>
+                    </a:stretch>
+                  </pic:blipFill>
+                  <pic:spPr bwMode="auto">
+                    <a:xfrm>
+                      <a:off x="0" y="0"/>
+                      <a:ext cx="5943600" cy="3190240"/>
+                    </a:xfrm>
+                    <a:prstGeom prst="rect">
+                      <a:avLst/>
+                    </a:prstGeom>
+                    <a:noFill/>
+                    <a:ln>
+                      <a:noFill/>
+                    </a:ln>
+                  </pic:spPr>
+                </pic:pic>
+              </a:graphicData>
+            </a:graphic>
+          </wp:inline>
+        </w:drawing>
+      </w:r>
+    </w:p>
+    <w:p>
+      <w:pPr>
+        <w:jc w:val="center"/>
+        <w:rPr>
+          <w:b/>
+          <w:bCs/>
+          <w:sz w:val="28"/>
+          <w:szCs w:val="28"/>
+        </w:rPr>
+      </w:pPr>
+    </w:p>
+    <w:p>
+      <w:pPr>
+        <w:jc w:val="center"/>
+        <w:rPr>
+          <w:b/>
+          <w:bCs/>
+          <w:sz w:val="28"/>
+          <w:szCs w:val="28"/>
+        </w:rPr>
+      </w:pPr>
+    </w:p>
+    <w:p>
+      <w:pPr>
+        <w:jc w:val="center"/>
+        <w:rPr>
+          <w:b/>
+          <w:bCs/>
+          <w:sz w:val="28"/>
+          <w:szCs w:val="28"/>
+        </w:rPr>
+      </w:pPr>
+    </w:p>
+    <w:p>
+      <w:pPr>
+        <w:jc w:val="center"/>
+        <w:rPr>
+          <w:b/>
+          <w:bCs/>
+          <w:sz w:val="28"/>
+          <w:szCs w:val="28"/>
+        </w:rPr>
+      </w:pPr>
+    </w:p>
+    <w:p>
+      <w:pPr>
+        <w:jc w:val="center"/>
+        <w:rPr>
+          <w:b/>
+          <w:bCs/>
+          <w:sz w:val="28"/>
+          <w:szCs w:val="28"/>
+        </w:rPr>
+      </w:pPr>
+    </w:p>
+    <w:p>
+      <w:pPr>
+        <w:jc w:val="center"/>
+        <w:rPr>
+          <w:b/>
+          <w:bCs/>
+          <w:sz w:val="28"/>
+          <w:szCs w:val="28"/>
+        </w:rPr>
+      </w:pPr>
+    </w:p>
+    <w:p>
+      <w:pPr>
+        <w:jc w:val="center"/>
+        <w:rPr>
+          <w:b/>
+          <w:bCs/>
+          <w:sz w:val="28"/>
+          <w:szCs w:val="28"/>
+        </w:rPr>
+      </w:pPr>
+    </w:p>
+    <w:p>
+      <w:pPr>
+        <w:jc w:val="center"/>
+        <w:rPr>
+          <w:b/>
+          <w:bCs/>
+          <w:sz w:val="28"/>
+          <w:szCs w:val="28"/>
+        </w:rPr>
+      </w:pPr>
+    </w:p>
+    <w:p>
+      <w:pPr>
+        <w:jc w:val="center"/>
+        <w:rPr>
+          <w:b/>
+          <w:bCs/>
+          <w:sz w:val="28"/>
+          <w:szCs w:val="28"/>
+        </w:rPr>
+      </w:pPr>
+    </w:p>
+    <w:p>
+      <w:pPr>
+        <w:jc w:val="center"/>
+        <w:rPr>
+          <w:b/>
+          <w:bCs/>
+          <w:sz w:val="28"/>
+          <w:szCs w:val="28"/>
+        </w:rPr>
+      </w:pPr>
+    </w:p>
+    <w:p>
+      <w:pPr>
+        <w:jc w:val="center"/>
+        <w:rPr>
+          <w:b/>
+          <w:bCs/>
+          <w:sz w:val="28"/>
+          <w:szCs w:val="28"/>
+        </w:rPr>
+      </w:pPr>
+    </w:p>
+    <w:p>
+      <w:pPr>
+        <w:jc w:val="center"/>
+        <w:rPr>
+          <w:b/>
+          <w:bCs/>
+          <w:sz w:val="28"/>
+          <w:szCs w:val="28"/>
+        </w:rPr>
+      </w:pPr>
+    </w:p>
+    <w:p>
+      <w:pPr>
+        <w:jc w:val="center"/>
+        <w:rPr>
+          <w:b/>
+          <w:bCs/>
+          <w:sz w:val="28"/>
+          <w:szCs w:val="28"/>
+        </w:rPr>
+      </w:pPr>
+    </w:p>
+    <w:p>
+      <w:pPr>
+        <w:jc w:val="center"/>
+        <w:rPr>
+          <w:b/>
+          <w:bCs/>
+          <w:sz w:val="28"/>
+          <w:szCs w:val="28"/>
+        </w:rPr>
+      </w:pPr>
+      <w:r>
+        <w:rPr>
+          <w:b/>
+          <w:bCs/>
+          <w:sz w:val="28"/>
+          <w:szCs w:val="28"/>
+        </w:rPr>
+        <w:t>Report Analytics</w:t>
+      </w:r>
+    </w:p>
+    <w:p>
+      <w:pPr>
+        <w:jc w:val="center"/>
+        <w:rPr>
+          <w:b/>
+          <w:bCs/>
+          <w:sz w:val="28"/>
+          <w:szCs w:val="28"/>
+        </w:rPr>
+      </w:pPr>
+      <w:r>
+        <w:rPr>
+          <w:noProof/>
+        </w:rPr>
+        <w:drawing>
+          <wp:inline distT="0" distB="0" distL="0" distR="0" wp14:anchorId="66EB50F2" wp14:editId="5CD2FA7A">
+            <wp:extent cx="5943600" cy="2834640"/>
+            <wp:effectExtent l="0" t="0" r="0" b="3810"/>
+            <wp:docPr id="469877244" name="Picture 12"/>
+            <wp:cNvGraphicFramePr>
+              <a:graphicFrameLocks xmlns:a="http://schemas.openxmlformats.org/drawingml/2006/main" noChangeAspect="1"/>
+            </wp:cNvGraphicFramePr>
+            <a:graphic xmlns:a="http://schemas.openxmlformats.org/drawingml/2006/main">
+              <a:graphicData uri="http://schemas.openxmlformats.org/drawingml/2006/picture">
+                <pic:pic xmlns:pic="http://schemas.openxmlformats.org/drawingml/2006/picture">
+                  <pic:nvPicPr>
+                    <pic:cNvPr id="0" name="Picture 23"/>
+                    <pic:cNvPicPr>
+                      <a:picLocks noChangeAspect="1" noChangeArrowheads="1"/>
+                    </pic:cNvPicPr>
+                  </pic:nvPicPr>
+                  <pic:blipFill>
+                    <a:blip r:embed="rId35" cstate="print">
+                      <a:extLst>
+                        <a:ext uri="{28A0092B-C50C-407E-A947-70E740481C1C}">
+                          <a14:useLocalDpi xmlns:a14="http://schemas.microsoft.com/office/drawing/2010/main" val="0"/>
+                        </a:ext>
+                      </a:extLst>
+                    </a:blip>
+                    <a:srcRect/>
+                    <a:stretch>
+                      <a:fillRect/>
+                    </a:stretch>
+                  </pic:blipFill>
+                  <pic:spPr bwMode="auto">
+                    <a:xfrm>
+                      <a:off x="0" y="0"/>
+                      <a:ext cx="5943600" cy="2834640"/>
+                    </a:xfrm>
+                    <a:prstGeom prst="rect">
+                      <a:avLst/>
+                    </a:prstGeom>
+                    <a:noFill/>
+                    <a:ln>
+                      <a:noFill/>
+                    </a:ln>
+                  </pic:spPr>
+                </pic:pic>
+              </a:graphicData>
+            </a:graphic>
+          </wp:inline>
+        </w:drawing>
+      </w:r>
+      <w:r>
+        <w:rPr>
+          <w:noProof/>
+        </w:rPr>
+        <w:drawing>
+          <wp:inline distT="0" distB="0" distL="0" distR="0" wp14:anchorId="3DE25BCC" wp14:editId="2AECE326">
+            <wp:extent cx="5943600" cy="3216910"/>
+            <wp:effectExtent l="0" t="0" r="0" b="2540"/>
+            <wp:docPr id="1401172957" name="Picture 11"/>
+            <wp:cNvGraphicFramePr>
+              <a:graphicFrameLocks xmlns:a="http://schemas.openxmlformats.org/drawingml/2006/main" noChangeAspect="1"/>
+            </wp:cNvGraphicFramePr>
+            <a:graphic xmlns:a="http://schemas.openxmlformats.org/drawingml/2006/main">
+              <a:graphicData uri="http://schemas.openxmlformats.org/drawingml/2006/picture">
+                <pic:pic xmlns:pic="http://schemas.openxmlformats.org/drawingml/2006/picture">
+                  <pic:nvPicPr>
+                    <pic:cNvPr id="0" name="Picture 21"/>
+                    <pic:cNvPicPr>
+                      <a:picLocks noChangeAspect="1" noChangeArrowheads="1"/>
+                    </pic:cNvPicPr>
+                  </pic:nvPicPr>
+                  <pic:blipFill>
+                    <a:blip r:embed="rId36" cstate="print">
+                      <a:extLst>
+                        <a:ext uri="{28A0092B-C50C-407E-A947-70E740481C1C}">
+                          <a14:useLocalDpi xmlns:a14="http://schemas.microsoft.com/office/drawing/2010/main" val="0"/>
+                        </a:ext>
+                      </a:extLst>
+                    </a:blip>
+                    <a:srcRect/>
+                    <a:stretch>
+                      <a:fillRect/>
+                    </a:stretch>
+                  </pic:blipFill>
+                  <pic:spPr bwMode="auto">
+                    <a:xfrm>
+                      <a:off x="0" y="0"/>
+                      <a:ext cx="5943600" cy="3216910"/>
+                    </a:xfrm>
+                    <a:prstGeom prst="rect">
+                      <a:avLst/>
+                    </a:prstGeom>
+                    <a:noFill/>
+                    <a:ln>
+                      <a:noFill/>
+                    </a:ln>
+                  </pic:spPr>
+                </pic:pic>
+              </a:graphicData>
+            </a:graphic>
+          </wp:inline>
+        </w:drawing>
+      </w:r>
+    </w:p>
+    <w:p>
+      <w:pPr>
+        <w:jc w:val="center"/>
+        <w:rPr>
+          <w:b/>
+          <w:bCs/>
+          <w:sz w:val="28"/>
+          <w:szCs w:val="28"/>
+        </w:rPr>
+      </w:pPr>
+    </w:p>
+    <w:p>
+      <w:pPr>
+        <w:jc w:val="center"/>
+        <w:rPr>
+          <w:b/>
+          <w:bCs/>
+          <w:sz w:val="28"/>
+          <w:szCs w:val="28"/>
+        </w:rPr>
+      </w:pPr>
+    </w:p>
+    <w:p>
+      <w:pPr>
+        <w:jc w:val="center"/>
+        <w:rPr>
+          <w:b/>
+          <w:bCs/>
+          <w:sz w:val="28"/>
+          <w:szCs w:val="28"/>
+        </w:rPr>
+      </w:pPr>
+    </w:p>
+    <w:p>
+      <w:pPr>
+        <w:jc w:val="center"/>
+        <w:rPr>
+          <w:b/>
+          <w:bCs/>
+          <w:sz w:val="28"/>
+          <w:szCs w:val="28"/>
+        </w:rPr>
+      </w:pPr>
+    </w:p>
+    <w:p>
+      <w:pPr>
+        <w:jc w:val="center"/>
+        <w:rPr>
+          <w:b/>
+          <w:bCs/>
+          <w:sz w:val="28"/>
+          <w:szCs w:val="28"/>
+        </w:rPr>
+      </w:pPr>
+    </w:p>
+    <w:p>
+      <w:pPr>
+        <w:jc w:val="center"/>
+        <w:rPr>
+          <w:b/>
+          <w:bCs/>
+          <w:sz w:val="28"/>
+          <w:szCs w:val="28"/>
+        </w:rPr>
+      </w:pPr>
+      <w:r>
+        <w:rPr>
+          <w:b/>
+          <w:bCs/>
+          <w:sz w:val="28"/>
+          <w:szCs w:val="28"/>
+        </w:rPr>
+        <w:t>Beauty Products API</w:t>
+      </w:r>
+    </w:p>
+    <w:p>
+      <w:pPr>
+        <w:jc w:val="center"/>
+        <w:rPr>
+          <w:b/>
+          <w:bCs/>
+          <w:sz w:val="28"/>
+          <w:szCs w:val="28"/>
+        </w:rPr>
+      </w:pPr>
+      <w:r>
+        <w:rPr>
+          <w:noProof/>
+        </w:rPr>
+        <w:drawing>
+          <wp:inline distT="0" distB="0" distL="0" distR="0" wp14:anchorId="61E6359C" wp14:editId="64E11B9B">
+            <wp:extent cx="5943600" cy="2780665"/>
+            <wp:effectExtent l="0" t="0" r="0" b="635"/>
+            <wp:docPr id="990865559" name="Picture 13"/>
+            <wp:cNvGraphicFramePr>
+              <a:graphicFrameLocks xmlns:a="http://schemas.openxmlformats.org/drawingml/2006/main" noChangeAspect="1"/>
+            </wp:cNvGraphicFramePr>
+            <a:graphic xmlns:a="http://schemas.openxmlformats.org/drawingml/2006/main">
+              <a:graphicData uri="http://schemas.openxmlformats.org/drawingml/2006/picture">
+                <pic:pic xmlns:pic="http://schemas.openxmlformats.org/drawingml/2006/picture">
+                  <pic:nvPicPr>
+                    <pic:cNvPr id="0" name="Picture 25"/>
+                    <pic:cNvPicPr>
+                      <a:picLocks noChangeAspect="1" noChangeArrowheads="1"/>
+                    </pic:cNvPicPr>
+                  </pic:nvPicPr>
+                  <pic:blipFill>
+                    <a:blip r:embed="rId37" cstate="print">
+                      <a:extLst>
+                        <a:ext uri="{28A0092B-C50C-407E-A947-70E740481C1C}">
+                          <a14:useLocalDpi xmlns:a14="http://schemas.microsoft.com/office/drawing/2010/main" val="0"/>
+                        </a:ext>
+                      </a:extLst>
+                    </a:blip>
+                    <a:srcRect/>
+                    <a:stretch>
+                      <a:fillRect/>
+                    </a:stretch>
+                  </pic:blipFill>
+                  <pic:spPr bwMode="auto">
+                    <a:xfrm>
+                      <a:off x="0" y="0"/>
+                      <a:ext cx="5943600" cy="2780665"/>
+                    </a:xfrm>
+                    <a:prstGeom prst="rect">
+                      <a:avLst/>
+                    </a:prstGeom>
+                    <a:noFill/>
+                    <a:ln>
+                      <a:noFill/>
+                    </a:ln>
+                  </pic:spPr>
+                </pic:pic>
+              </a:graphicData>
+            </a:graphic>
+          </wp:inline>
+        </w:drawing>
+      </w:r>
+    </w:p>
+    <w:p>
+      <w:pPr>
+        <w:jc w:val="center"/>
+        <w:rPr>
+          <w:b/>
+          <w:bCs/>
+          <w:sz w:val="28"/>
+          <w:szCs w:val="28"/>
+        </w:rPr>
+      </w:pPr>
+      <w:r>
+        <w:rPr>
+          <w:b/>
+          <w:bCs/>
+          <w:sz w:val="28"/>
+          <w:szCs w:val="28"/>
+        </w:rPr>
+        <w:t>Set Data</w:t>
+      </w:r>
+    </w:p>
+    <w:p>
+      <w:pPr>
+        <w:jc w:val="center"/>
+        <w:rPr>
+          <w:b/>
+          <w:bCs/>
+          <w:sz w:val="28"/>
+          <w:szCs w:val="28"/>
+        </w:rPr>
+      </w:pPr>
+      <w:r>
+        <w:rPr>
+          <w:noProof/>
+        </w:rPr>
+        <w:drawing>
+          <wp:inline distT="0" distB="0" distL="0" distR="0" wp14:anchorId="710AB999" wp14:editId="70B4D876">
+            <wp:extent cx="5943600" cy="2816225"/>
+            <wp:effectExtent l="0" t="0" r="0" b="3175"/>
+            <wp:docPr id="20957669" name="Picture 14"/>
+            <wp:cNvGraphicFramePr>
+              <a:graphicFrameLocks xmlns:a="http://schemas.openxmlformats.org/drawingml/2006/main" noChangeAspect="1"/>
+            </wp:cNvGraphicFramePr>
+            <a:graphic xmlns:a="http://schemas.openxmlformats.org/drawingml/2006/main">
+              <a:graphicData uri="http://schemas.openxmlformats.org/drawingml/2006/picture">
+                <pic:pic xmlns:pic="http://schemas.openxmlformats.org/drawingml/2006/picture">
+                  <pic:nvPicPr>
+                    <pic:cNvPr id="0" name="Picture 27"/>
+                    <pic:cNvPicPr>
+                      <a:picLocks noChangeAspect="1" noChangeArrowheads="1"/>
+                    </pic:cNvPicPr>
+                  </pic:nvPicPr>
+                  <pic:blipFill>
+                    <a:blip r:embed="rId38" cstate="print">
+                      <a:extLst>
+                        <a:ext uri="{28A0092B-C50C-407E-A947-70E740481C1C}">
+                          <a14:useLocalDpi xmlns:a14="http://schemas.microsoft.com/office/drawing/2010/main" val="0"/>
+                        </a:ext>
+                      </a:extLst>
+                    </a:blip>
+                    <a:srcRect/>
+                    <a:stretch>
+                      <a:fillRect/>
+                    </a:stretch>
+                  </pic:blipFill>
+                  <pic:spPr bwMode="auto">
+                    <a:xfrm>
+                      <a:off x="0" y="0"/>
+                      <a:ext cx="5943600" cy="2816225"/>
+                    </a:xfrm>
+                    <a:prstGeom prst="rect">
+                      <a:avLst/>
+                    </a:prstGeom>
+                    <a:noFill/>
+                    <a:ln>
+                      <a:noFill/>
+                    </a:ln>
+                  </pic:spPr>
+                </pic:pic>
+              </a:graphicData>
+            </a:graphic>
+          </wp:inline>
+        </w:drawing>
+      </w:r>
+    </w:p>
+    <w:p>
+      <w:pPr>
+        <w:jc w:val="center"/>
+        <w:rPr>
+          <w:b/>
+          <w:bCs/>
+          <w:sz w:val="28"/>
+          <w:szCs w:val="28"/>
+        </w:rPr>
+      </w:pPr>
+    </w:p>
+    <w:p>
+      <w:pPr>
+        <w:jc w:val="center"/>
+        <w:rPr>
+          <w:b/>
+          <w:bCs/>
+          <w:sz w:val="28"/>
+          <w:szCs w:val="28"/>
+        </w:rPr>
+      </w:pPr>
+    </w:p>
+    <w:p>
+      <w:pPr>
+        <w:jc w:val="center"/>
+        <w:rPr>
+          <w:b/>
+          <w:bCs/>
+          <w:sz w:val="28"/>
+          <w:szCs w:val="28"/>
+        </w:rPr>
+      </w:pPr>
+    </w:p>
+    <w:p>
+      <w:pPr>
+        <w:jc w:val="center"/>
+        <w:rPr>
+          <w:b/>
+          <w:bCs/>
+          <w:sz w:val="28"/>
+          <w:szCs w:val="28"/>
+        </w:rPr>
+      </w:pPr>
+      <w:r>
+        <w:rPr>
+          <w:b/>
+          <w:bCs/>
+          <w:sz w:val="28"/>
+          <w:szCs w:val="28"/>
+        </w:rPr>
         <w:lastRenderedPageBreak/>
+        <w:t>Broadcast</w:t>
+      </w:r>
+    </w:p>
+    <w:p>
+      <w:pPr>
+        <w:jc w:val="center"/>
+        <w:rPr>
+          <w:b/>
+          <w:bCs/>
+          <w:sz w:val="28"/>
+          <w:szCs w:val="28"/>
+        </w:rPr>
+      </w:pPr>
+      <w:r>
+        <w:rPr>
+          <w:noProof/>
+        </w:rPr>
         <w:drawing>
-          <wp:inline distT="0" distB="0" distL="0" distR="0" wp14:anchorId="1095173A" wp14:editId="5ED5430F">
+          <wp:inline distT="0" distB="0" distL="0" distR="0" wp14:anchorId="62AEF96B" wp14:editId="6DA35C81">
             <wp:extent cx="5943600" cy="4429125"/>
             <wp:effectExtent l="0" t="0" r="0" b="9525"/>
             <wp:docPr id="2029255491" name="Picture 8"/>
@@ -3278,7 +4177,7 @@
                     </pic:cNvPicPr>
                   </pic:nvPicPr>
                   <pic:blipFill>
-                    <a:blip r:embed="rId33">
+                    <a:blip r:embed="rId39">
                       <a:extLst>
                         <a:ext uri="{28A0092B-C50C-407E-A947-70E740481C1C}">
                           <a14:useLocalDpi xmlns:a14="http://schemas.microsoft.com/office/drawing/2010/main" val="0"/>
@@ -3320,34 +4219,260 @@
           <w:szCs w:val="28"/>
         </w:rPr>
       </w:pPr>
-      <w:r>
-        <w:rPr>
-          <w:b/>
-          <w:bCs/>
-          <w:sz w:val="28"/>
-          <w:szCs w:val="28"/>
-        </w:rPr>
-        <w:t>FIGURE 2.</w:t>
-      </w:r>
-      <w:r>
-        <w:rPr>
-          <w:b/>
-          <w:bCs/>
-          <w:sz w:val="28"/>
-          <w:szCs w:val="28"/>
-        </w:rPr>
-        <w:t>8</w:t>
-      </w:r>
-    </w:p>
-    <w:p>
-      <w:pPr>
-        <w:rPr>
-          <w:b/>
-          <w:bCs/>
-          <w:sz w:val="28"/>
-          <w:szCs w:val="28"/>
-        </w:rPr>
-      </w:pPr>
+    </w:p>
+    <w:p>
+      <w:pPr>
+        <w:jc w:val="center"/>
+        <w:rPr>
+          <w:b/>
+          <w:bCs/>
+          <w:sz w:val="28"/>
+          <w:szCs w:val="28"/>
+        </w:rPr>
+      </w:pPr>
+      <w:r>
+        <w:rPr>
+          <w:b/>
+          <w:bCs/>
+          <w:sz w:val="28"/>
+          <w:szCs w:val="28"/>
+        </w:rPr>
+        <w:t>Database design</w:t>
+      </w:r>
+    </w:p>
+    <w:p>
+      <w:pPr>
+        <w:rPr>
+          <w:b/>
+          <w:bCs/>
+          <w:sz w:val="28"/>
+          <w:szCs w:val="28"/>
+        </w:rPr>
+      </w:pPr>
+      <w:r>
+        <w:rPr>
+          <w:noProof/>
+        </w:rPr>
+        <w:lastRenderedPageBreak/>
+        <w:drawing>
+          <wp:inline distT="0" distB="0" distL="0" distR="0" wp14:anchorId="35B8B133" wp14:editId="227CF470">
+            <wp:extent cx="5943600" cy="2908300"/>
+            <wp:effectExtent l="0" t="0" r="0" b="6350"/>
+            <wp:docPr id="1795139581" name="Picture 1"/>
+            <wp:cNvGraphicFramePr>
+              <a:graphicFrameLocks xmlns:a="http://schemas.openxmlformats.org/drawingml/2006/main" noChangeAspect="1"/>
+            </wp:cNvGraphicFramePr>
+            <a:graphic xmlns:a="http://schemas.openxmlformats.org/drawingml/2006/main">
+              <a:graphicData uri="http://schemas.openxmlformats.org/drawingml/2006/picture">
+                <pic:pic xmlns:pic="http://schemas.openxmlformats.org/drawingml/2006/picture">
+                  <pic:nvPicPr>
+                    <pic:cNvPr id="0" name="Picture 1"/>
+                    <pic:cNvPicPr>
+                      <a:picLocks noChangeAspect="1" noChangeArrowheads="1"/>
+                    </pic:cNvPicPr>
+                  </pic:nvPicPr>
+                  <pic:blipFill>
+                    <a:blip r:embed="rId40" cstate="print">
+                      <a:extLst>
+                        <a:ext uri="{28A0092B-C50C-407E-A947-70E740481C1C}">
+                          <a14:useLocalDpi xmlns:a14="http://schemas.microsoft.com/office/drawing/2010/main" val="0"/>
+                        </a:ext>
+                      </a:extLst>
+                    </a:blip>
+                    <a:srcRect/>
+                    <a:stretch>
+                      <a:fillRect/>
+                    </a:stretch>
+                  </pic:blipFill>
+                  <pic:spPr bwMode="auto">
+                    <a:xfrm>
+                      <a:off x="0" y="0"/>
+                      <a:ext cx="5943600" cy="2908300"/>
+                    </a:xfrm>
+                    <a:prstGeom prst="rect">
+                      <a:avLst/>
+                    </a:prstGeom>
+                    <a:noFill/>
+                    <a:ln>
+                      <a:noFill/>
+                    </a:ln>
+                  </pic:spPr>
+                </pic:pic>
+              </a:graphicData>
+            </a:graphic>
+          </wp:inline>
+        </w:drawing>
+      </w:r>
+    </w:p>
+    <w:p>
+      <w:pPr>
+        <w:rPr>
+          <w:b/>
+          <w:bCs/>
+          <w:sz w:val="28"/>
+          <w:szCs w:val="28"/>
+        </w:rPr>
+      </w:pPr>
+      <w:r>
+        <w:rPr>
+          <w:b/>
+          <w:bCs/>
+          <w:sz w:val="28"/>
+          <w:szCs w:val="28"/>
+        </w:rPr>
+        <w:t>USER AUTHENTICATION</w:t>
+      </w:r>
+    </w:p>
+    <w:p>
+      <w:pPr>
+        <w:rPr>
+          <w:b/>
+          <w:bCs/>
+          <w:sz w:val="28"/>
+          <w:szCs w:val="28"/>
+        </w:rPr>
+      </w:pPr>
+      <w:r>
+        <w:rPr>
+          <w:noProof/>
+        </w:rPr>
+        <w:drawing>
+          <wp:inline distT="0" distB="0" distL="0" distR="0" wp14:anchorId="6FD8A619" wp14:editId="2931ABFD">
+            <wp:extent cx="5943600" cy="2719070"/>
+            <wp:effectExtent l="0" t="0" r="0" b="5080"/>
+            <wp:docPr id="2019806817" name="Picture 2"/>
+            <wp:cNvGraphicFramePr>
+              <a:graphicFrameLocks xmlns:a="http://schemas.openxmlformats.org/drawingml/2006/main" noChangeAspect="1"/>
+            </wp:cNvGraphicFramePr>
+            <a:graphic xmlns:a="http://schemas.openxmlformats.org/drawingml/2006/main">
+              <a:graphicData uri="http://schemas.openxmlformats.org/drawingml/2006/picture">
+                <pic:pic xmlns:pic="http://schemas.openxmlformats.org/drawingml/2006/picture">
+                  <pic:nvPicPr>
+                    <pic:cNvPr id="0" name="Picture 3"/>
+                    <pic:cNvPicPr>
+                      <a:picLocks noChangeAspect="1" noChangeArrowheads="1"/>
+                    </pic:cNvPicPr>
+                  </pic:nvPicPr>
+                  <pic:blipFill>
+                    <a:blip r:embed="rId41" cstate="print">
+                      <a:extLst>
+                        <a:ext uri="{28A0092B-C50C-407E-A947-70E740481C1C}">
+                          <a14:useLocalDpi xmlns:a14="http://schemas.microsoft.com/office/drawing/2010/main" val="0"/>
+                        </a:ext>
+                      </a:extLst>
+                    </a:blip>
+                    <a:srcRect/>
+                    <a:stretch>
+                      <a:fillRect/>
+                    </a:stretch>
+                  </pic:blipFill>
+                  <pic:spPr bwMode="auto">
+                    <a:xfrm>
+                      <a:off x="0" y="0"/>
+                      <a:ext cx="5943600" cy="2719070"/>
+                    </a:xfrm>
+                    <a:prstGeom prst="rect">
+                      <a:avLst/>
+                    </a:prstGeom>
+                    <a:noFill/>
+                    <a:ln>
+                      <a:noFill/>
+                    </a:ln>
+                  </pic:spPr>
+                </pic:pic>
+              </a:graphicData>
+            </a:graphic>
+          </wp:inline>
+        </w:drawing>
+      </w:r>
+    </w:p>
+    <w:p>
+      <w:pPr>
+        <w:rPr>
+          <w:b/>
+          <w:bCs/>
+          <w:sz w:val="28"/>
+          <w:szCs w:val="28"/>
+        </w:rPr>
+      </w:pPr>
+    </w:p>
+    <w:p>
+      <w:pPr>
+        <w:rPr>
+          <w:b/>
+          <w:bCs/>
+          <w:sz w:val="28"/>
+          <w:szCs w:val="28"/>
+        </w:rPr>
+      </w:pPr>
+    </w:p>
+    <w:p>
+      <w:pPr>
+        <w:rPr>
+          <w:b/>
+          <w:bCs/>
+          <w:sz w:val="28"/>
+          <w:szCs w:val="28"/>
+        </w:rPr>
+      </w:pPr>
+      <w:r>
+        <w:rPr>
+          <w:b/>
+          <w:bCs/>
+          <w:noProof/>
+          <w:sz w:val="28"/>
+          <w:szCs w:val="28"/>
+        </w:rPr>
+        <w:lastRenderedPageBreak/>
+        <w:drawing>
+          <wp:inline distT="0" distB="0" distL="0" distR="0" wp14:anchorId="1DAF57B7" wp14:editId="11264E0B">
+            <wp:extent cx="5943600" cy="2256155"/>
+            <wp:effectExtent l="0" t="0" r="0" b="0"/>
+            <wp:docPr id="291477686" name="Picture 1"/>
+            <wp:cNvGraphicFramePr>
+              <a:graphicFrameLocks xmlns:a="http://schemas.openxmlformats.org/drawingml/2006/main" noChangeAspect="1"/>
+            </wp:cNvGraphicFramePr>
+            <a:graphic xmlns:a="http://schemas.openxmlformats.org/drawingml/2006/main">
+              <a:graphicData uri="http://schemas.openxmlformats.org/drawingml/2006/picture">
+                <pic:pic xmlns:pic="http://schemas.openxmlformats.org/drawingml/2006/picture">
+                  <pic:nvPicPr>
+                    <pic:cNvPr id="0" name="Picture 1"/>
+                    <pic:cNvPicPr>
+                      <a:picLocks noChangeAspect="1" noChangeArrowheads="1"/>
+                    </pic:cNvPicPr>
+                  </pic:nvPicPr>
+                  <pic:blipFill>
+                    <a:blip r:embed="rId42" cstate="print">
+                      <a:extLst>
+                        <a:ext uri="{28A0092B-C50C-407E-A947-70E740481C1C}">
+                          <a14:useLocalDpi xmlns:a14="http://schemas.microsoft.com/office/drawing/2010/main" val="0"/>
+                        </a:ext>
+                      </a:extLst>
+                    </a:blip>
+                    <a:srcRect/>
+                    <a:stretch>
+                      <a:fillRect/>
+                    </a:stretch>
+                  </pic:blipFill>
+                  <pic:spPr bwMode="auto">
+                    <a:xfrm>
+                      <a:off x="0" y="0"/>
+                      <a:ext cx="5943600" cy="2256155"/>
+                    </a:xfrm>
+                    <a:prstGeom prst="rect">
+                      <a:avLst/>
+                    </a:prstGeom>
+                    <a:noFill/>
+                    <a:ln>
+                      <a:noFill/>
+                    </a:ln>
+                  </pic:spPr>
+                </pic:pic>
+              </a:graphicData>
+            </a:graphic>
+          </wp:inline>
+        </w:drawing>
+      </w:r>
     </w:p>
     <w:sectPr>
       <w:pgSz w:w="12240" w:h="15840"/>
@@ -5290,4 +6415,16 @@
     </a:ext>
   </a:extLst>
 </a:theme>
+</file>
+
+<file path=customXml/item1.xml><?xml version="1.0" encoding="utf-8"?>
+<b:Sources xmlns:b="http://schemas.openxmlformats.org/officeDocument/2006/bibliography" xmlns="http://schemas.openxmlformats.org/officeDocument/2006/bibliography" SelectedStyle="\APASixthEditionOfficeOnline.xsl" StyleName="APA" Version="6"/>
+</file>
+
+<file path=customXml/itemProps1.xml><?xml version="1.0" encoding="utf-8"?>
+<ds:datastoreItem xmlns:ds="http://schemas.openxmlformats.org/officeDocument/2006/customXml" ds:itemID="{BC9B4683-1BF4-4BED-9EC2-E2682E45CCD3}">
+  <ds:schemaRefs>
+    <ds:schemaRef ds:uri="http://schemas.openxmlformats.org/officeDocument/2006/bibliography"/>
+  </ds:schemaRefs>
+</ds:datastoreItem>
 </file>